--- a/DISSERTATION_HUMANISED.docx
+++ b/DISSERTATION_HUMANISED.docx
@@ -2579,17 +2579,17 @@
         <w:jc w:val="both"/>
       </w:pPr>
       <w:r>
-        <w:t>A structured comparison across seven thematic dimensions reveals substantial alignment between the Draft Inclusion Policy and the Salamanca Statement (UNESCO, 1994) at the level of values and rights-based commitment, but this alignment weakens at the level of operational specificity and does not extend to the contemporary requirements of General Comment No. 4 (Committee on the Rights of Persons with Disabilities, 2016) — most obviously reasonable accommodation and Universal Design for Learning. The policy's enduring unadopted status constrains its institutional authority, though enacted legislation, including the Persons with Disabilities Act 2010, creates binding legal obligations that coexist with the absent operational policy.</w:t>
-      </w:r>
-    </w:p>
-    <w:p>
-      <w:pPr>
-        <w:spacing w:after="200" w:line="360" w:lineRule="auto"/>
-        <w:ind w:firstLine="720"/>
-        <w:jc w:val="both"/>
-      </w:pPr>
-      <w:r>
-        <w:t>An implementation matrix mapping eight policy-specified institutional mechanisms against documentary evidence reveals selective and uneven enactment. Recent developments — including the graduation of fifty-one SEND-qualified teachers (October 2024) and the establishment of thirty dedicated SEND spaces across nine regions — show greater institutional progress than the policy's draft status would predict. Lipsky's (2010) street-level bureaucracy model explains this pattern: in the absence of centralised policy authority, frontline practitioners have become the de facto policymakers, producing localised progress that is real but fragmented.</w:t>
+        <w:t>A structured comparison across seven thematic dimensions reveals substantial alignment between the Draft Inclusion Policy and the Salamanca Statement (UNESCO, 1994) at the level of values and rights-based commitment, but this alignment weakens at the level of operational specificity and does not extend to the contemporary requirements of General Comment No. 4 (Committee on the Rights of Persons with Disabilities, 2016), most obviously reasonable accommodation and Universal Design for Learning. The policy's enduring unadopted status constrains its institutional authority, though enacted legislation, including the Persons with Disabilities Act 2010, creates binding legal obligations that coexist with the absent operational policy.</w:t>
+      </w:r>
+    </w:p>
+    <w:p>
+      <w:pPr>
+        <w:spacing w:after="200" w:line="360" w:lineRule="auto"/>
+        <w:ind w:firstLine="720"/>
+        <w:jc w:val="both"/>
+      </w:pPr>
+      <w:r>
+        <w:t>An implementation matrix mapping eight policy-specified institutional mechanisms against documentary evidence reveals selective and uneven enactment. Recent developments, including the graduation of fifty-one SEND-qualified teachers (October 2024) and the establishment of thirty dedicated SEND spaces across nine regions, show greater institutional progress than the policy's draft status would predict. Lipsky's (2010) street-level bureaucracy model explains this pattern: in the absence of centralised policy authority, frontline practitioners have become the de facto policymakers, producing localised progress that is real but fragmented.</w:t>
       </w:r>
     </w:p>
     <w:p>
@@ -2661,47 +2661,47 @@
         <w:jc w:val="both"/>
       </w:pPr>
       <w:r>
-        <w:t>Inclusive education has become a central concern of contemporary educational policy worldwide, representing a fundamental shift toward equity, access, and social justice in educational provision. At its core lies the proposition that all learners, irrespective of physical, intellectual, emotional, or social characteristics, possess an equal right to participate in educational systems designed to recognise and accommodate human diversity. A succession of international instruments has given this principle formal expression. The UNESCO Salamanca Statement and Framework for Action on Special Needs Education (UNESCO, 1994) articulated the view that inclusive schooling should be the norm rather than the exception, and that special needs education should form an integral part of an overall educational programme. The United Nations Convention on the Rights of Persons with Disabilities (United Nations, 2006) consolidated the international legal basis for inclusive education by affirming the right of persons with disabilities to an inclusive education system at all levels, free from discrimination and exclusion.</w:t>
-      </w:r>
-    </w:p>
-    <w:p>
-      <w:pPr>
-        <w:spacing w:after="200" w:line="360" w:lineRule="auto"/>
-        <w:ind w:firstLine="720"/>
-        <w:jc w:val="both"/>
-      </w:pPr>
-      <w:r>
-        <w:t>Historically, education systems across the world excluded or segregated learners with disabilities. The prevailing logic of earlier provision, shaped by what scholars describe as the medical model, conceptualised disability as an intrinsic individual deficiency requiring remediation or containment rather than systemic accommodation (Slee, 2011). Under this paradigm, learners with special educational needs were routinely placed in separate institutions or withdrawn from mainstream settings — a practice that reinforced their social marginalisation and foreclosed many developmental and civic possibilities. The social model of disability drove the transformation of this paradigm, reframing disability not as individual pathology but as a social and structural phenomenon. Barriers to full participation were located in the design of environments, institutions, and cultural norms rather than within individuals themselves (Oliver, 1990; Slee, 2011).</w:t>
-      </w:r>
-    </w:p>
-    <w:p>
-      <w:pPr>
-        <w:spacing w:after="200" w:line="360" w:lineRule="auto"/>
-        <w:ind w:firstLine="720"/>
-        <w:jc w:val="both"/>
-      </w:pPr>
-      <w:r>
-        <w:t>Translating inclusive education from principle into practice has proved considerably more complex than its theoretical articulation suggests. Even in countries with long-established legislative structures and relatively strong institutional capacity, the translation of inclusive principles into consistent classroom practice remains a persistent challenge (Ainscow, 2020). The literature documents recurring tensions between the aspirational language of inclusion endorsed at policy level and the institutional realities that shape how schools and teachers respond to learner diversity. In developing country contexts, these tensions are compounded: competing educational priorities, resource constraints, and gaps in professional preparation create additional and qualitatively distinct barriers to implementation (Engelbrecht, 2020).</w:t>
-      </w:r>
-    </w:p>
-    <w:p>
-      <w:pPr>
-        <w:spacing w:after="200" w:line="360" w:lineRule="auto"/>
-        <w:ind w:firstLine="720"/>
-        <w:jc w:val="both"/>
-      </w:pPr>
-      <w:r>
-        <w:t>Within the Caribbean, debates around inclusive education have unfolded in systems simultaneously facing curriculum reform pressures, teacher shortages, geographic disparities in service delivery, and broader development challenges (Miles and Singal, 2010; Peters, 2007). Guyana represents a particularly instructive case. Its education system combines policy commitment, strategic planning, and practical experimentation with unresolved structural limitations — making it a productive site for examining how inclusive education policy develops in contexts of constrained capacity and partial institutionalisation.</w:t>
-      </w:r>
-    </w:p>
-    <w:p>
-      <w:pPr>
-        <w:spacing w:after="200" w:line="360" w:lineRule="auto"/>
-        <w:ind w:firstLine="720"/>
-        <w:jc w:val="both"/>
-      </w:pPr>
-      <w:r>
-        <w:t>The Draft Inclusion Policy for Special Educational Needs, issued by the Ministry of Education Guyana in December 2010, is the central instrument through which the Guyanese state has sought to articulate a structure for inclusive education (Ministry of Education Guyana, 2010). The policy was produced through Voluntary Services Overseas (VSO) technical assistance, authored by VSO SEN Adviser Beryl Lockwood through the National Centre for Educational Resource Development (NCERD). This provenance raises questions about the degree to which its conceptual basis reflects indigenous institutional conditions and educational cultures — a concern Walton (2018) identifies as recurring in postcolonial inclusive education policy development. That the document remains unadopted more than fifteen years after its production raises fundamental questions about the relationship between policy design, institutional will, and implementation capacity (Pressman and Wildavsky, 1973).</w:t>
+        <w:t>Inclusive education has become a central concern of contemporary educational policy worldwide, representing a fundamental shift toward equity and access in the service of social justice in educational provision. At its core lies the proposition that all learners, irrespective of physical, intellectual, emotional, or other characteristics, possess an equal right to participate in educational systems designed to recognise and accommodate human diversity. A succession of international instruments has given this principle formal expression. In 1994, the UNESCO Salamanca Statement and Framework for Action on Special Needs Education (UNESCO, 1994) articulated the view that inclusive schooling should be the norm rather than the exception, and that special needs education should form an integral part of an overall educational programme. Adopted in 2006, the United Nations Convention on the Rights of Persons with Disabilities (United Nations, 2006) consolidated the international legal basis for inclusive education by affirming the right of persons with disabilities to an inclusive education system at all levels, free from discrimination and exclusion.</w:t>
+      </w:r>
+    </w:p>
+    <w:p>
+      <w:pPr>
+        <w:spacing w:after="200" w:line="360" w:lineRule="auto"/>
+        <w:ind w:firstLine="720"/>
+        <w:jc w:val="both"/>
+      </w:pPr>
+      <w:r>
+        <w:t>Historically, education systems across the world excluded or segregated learners with disabilities. Shaped by what scholars describe as the medical model, the prevailing logic of earlier provision conceptualised disability as an intrinsic individual deficiency requiring remediation or containment rather than systemic accommodation (Slee, 2011). Under this paradigm, learners with special educational needs were routinely placed in separate institutions or withdrawn from mainstream settings, a practice that reinforced their social marginalisation and foreclosed many developmental and civic possibilities. The social model of disability drove the transformation of this paradigm, reframing disability not as individual pathology but as a social and structural phenomenon. Barriers to full participation were located in the design of environments and institutions, as well as cultural norms, rather than within individuals themselves (Oliver, 1990; Slee, 2011).</w:t>
+      </w:r>
+    </w:p>
+    <w:p>
+      <w:pPr>
+        <w:spacing w:after="200" w:line="360" w:lineRule="auto"/>
+        <w:ind w:firstLine="720"/>
+        <w:jc w:val="both"/>
+      </w:pPr>
+      <w:r>
+        <w:t>Translating inclusive education from principle into practice has proved considerably more complex than its theoretical articulation suggests. Even in countries with long-established legislative structures and relatively strong institutional capacity, the translation of inclusive principles into consistent classroom practice remains a persistent challenge (Ainscow, 2020). Recurring tensions are documented in the literature between the aspirational language of inclusion endorsed at policy level and the institutional realities that shape how schools and teachers respond to learner diversity. In developing country contexts, these tensions are compounded: competing educational priorities and resource constraints, compounded by gaps in professional preparation create additional and qualitatively distinct barriers to implementation (Engelbrecht, 2020).</w:t>
+      </w:r>
+    </w:p>
+    <w:p>
+      <w:pPr>
+        <w:spacing w:after="200" w:line="360" w:lineRule="auto"/>
+        <w:ind w:firstLine="720"/>
+        <w:jc w:val="both"/>
+      </w:pPr>
+      <w:r>
+        <w:t>Within the Caribbean, debates around inclusive education have unfolded in systems simultaneously facing curriculum reform pressures, teacher shortages and geographic disparities in service delivery, alongside broader development challenges (Miles and Singal, 2010; Peters, 2007). Guyana represents a particularly instructive case. Its education system combines policy commitment and strategic planning alongside practical experimentation with unresolved structural limitations, making it a productive site for examining how inclusive education policy develops in contexts of constrained capacity and partial institutionalisation.</w:t>
+      </w:r>
+    </w:p>
+    <w:p>
+      <w:pPr>
+        <w:spacing w:after="200" w:line="360" w:lineRule="auto"/>
+        <w:ind w:firstLine="720"/>
+        <w:jc w:val="both"/>
+      </w:pPr>
+      <w:r>
+        <w:t>Issued by the Ministry of Education Guyana in December 2010, the Draft Inclusion Policy for Special Educational Needs is the central instrument through which the Guyanese state has sought to articulate a structure for inclusive education (Ministry of Education Guyana, 2010). The policy was produced through Voluntary Services Overseas (VSO) technical assistance, authored by VSO SEN Adviser Beryl Lockwood through the National Centre for Educational Resource Development (NCERD). This provenance raises questions about the degree to which its conceptual basis reflects indigenous institutional conditions and educational cultures, a concern Walton (2018) identifies as recurring in postcolonial inclusive education policy development. That the document remains unadopted more than fifteen years after its production raises fundamental questions about the relationship between policy design, institutional will, and implementation capacity (Pressman and Wildavsky, 1973).</w:t>
       </w:r>
     </w:p>
     <w:p>
@@ -3071,9 +3071,7 @@
         <w:t xml:space="preserve">Special Educational Needs (SEN): </w:t>
       </w:r>
       <w:r>
-        <w:t xml:space="preserve">A broad term referring to the learning requirements of students whose educational needs cannot be fully met through standard educational provision and who require additional or different resources, support, or </w:t>
-        <w:lastRenderedPageBreak/>
-        <w:t>adaptations. In the Guyanese context, this includes learners with physical disabilities, sensory impairments, intellectual disabilities, emotional and behavioural difficulties, and communication disorders (Ministry of Education Guyana, 2010).</w:t>
+        <w:t>A broad term referring to the learning requirements of students whose educational needs cannot be fully met through standard educational provision and who require additional or different resources and support, including adaptations,. In the Guyanese context, this includes learners with physical disabilities, sensory impairments, intellectual disabilities and emotional and behavioural difficulties, as well as communication disorders (Ministry of Education Guyana, 2010).</w:t>
       </w:r>
     </w:p>
     <w:p>
@@ -3100,7 +3098,7 @@
         <w:t xml:space="preserve">Policy-Practice Gap: </w:t>
       </w:r>
       <w:r>
-        <w:t>The discrepancy between the stated objectives and provisions of a policy document and the observable reality of implementation at the institutional and classroom level. This gap may arise from deficiencies in implementation capacity, insufficient guidance, weak accountability mechanisms, or misalignment between policy demands and available resources (Pressman and Wildavsky, 1973).</w:t>
+        <w:t>The discrepancy between the stated objectives and provisions of a policy document and the observable reality of implementation at the institutional and classroom level. This gap may arise from deficiencies in implementation capacity, insufficient guidance or weak accountability mechanisms, or misalignment between policy demands and available resources (Pressman and Wildavsky, 1973).</w:t>
       </w:r>
     </w:p>
     <w:p>
@@ -3117,7 +3115,7 @@
         <w:t xml:space="preserve">Institutional Capacity: </w:t>
       </w:r>
       <w:r>
-        <w:t>The collective organisational resources, structures, processes, skills, and leadership qualities that determine the ability of an institution to implement policy effectively. In the context of education, this encompasses financial resources, qualified personnel, training infrastructure, data systems, and coordination mechanisms (Fullan, 2007).</w:t>
+        <w:t>The collective organisational resources, structures, processes and skills, together with the leadership qualities, that determine the ability of an institution to implement policy effectively. In the context of education, this encompasses financial resources, qualified personnel, training infrastructure and data systems, together with coordination mechanisms (Fullan, 2007).</w:t>
       </w:r>
     </w:p>
     <w:p>
@@ -3134,7 +3132,7 @@
         <w:t xml:space="preserve">Document Analysis: </w:t>
       </w:r>
       <w:r>
-        <w:t>A systematic qualitative research method involving the critical review and interpretation of documents as primary data sources. The method entails processes of reading, coding, thematic analysis, and interpretive synthesis (Bowen, 2009).</w:t>
+        <w:t>A systematic qualitative research method involving the critical review and interpretation of documents as primary data sources. The method entails processes of reading, coding and thematic analysis followed by interpretive synthesis (Bowen, 2009).</w:t>
       </w:r>
     </w:p>
     <w:p>
@@ -3151,7 +3149,7 @@
         <w:t xml:space="preserve">Positionality: </w:t>
       </w:r>
       <w:r>
-        <w:t>The researcher's recognition that their own professional background, national context, and theoretical commitments may shape the interpretation of documentary evidence. As a practitioner engaged with education policy in the Caribbean context, the researcher acknowledges that analytical judgments are informed by, though not reducible to, this standpoint.</w:t>
+        <w:t>The researcher's recognition that their own professional background, national context, and theoretical commitments may shape the interpretation of documentary evidence. As a practitioner engaged with education policy in the Caribbean context, the researcher acknowledges that analytical judgements are informed by, though not reducible to, this standpoint.</w:t>
       </w:r>
     </w:p>
     <w:p>
@@ -3172,7 +3170,7 @@
         <w:jc w:val="both"/>
       </w:pPr>
       <w:r>
-        <w:t>The dissertation is organised across five chapters. Chapter 1 has introduced the study, established its background and rationale, articulated its aims, objectives, research questions, and working propositions, and defined key terms. Chapter 2 presents a review of the relevant theoretical, conceptual, and empirical literature, establishing the analytical lens applied throughout the study. Chapter 3 describes and justifies the methodological approach, including research design, sampling strategy, analytical instrument, positionality, and procedures for ensuring validity and reliability. Chapter 4 presents the findings of the document analysis in direct relation to each research question, followed by an evaluation of the study's working propositions. Chapter 5 synthesises the study's conclusions, formulates recommendations, acknowledges limitations, and suggests directions for future research.</w:t>
+        <w:t>The dissertation is organised across five chapters. Chapter 1 has introduced the study, established its background and rationale, articulated its aims, objectives, research questions, working propositions, and key terms. A review of the relevant theoretical and conceptual literature, including empirical studies, is presented in Chapter 2, establishing the analytical lens applied throughout the study. In Chapter 3, the methodological approach is described and justified, covering research design, sampling strategy, analytical instrument and positionality, as well as procedures for ensuring validity and reliability. Chapter 4 presents the findings of the document analysis in direct relation to each research question, followed by an evaluation of the study's working propositions. Finally, Chapter 5 synthesises the study's conclusions, formulates recommendations and acknowledges limitations, while suggesting directions for future research.</w:t>
       </w:r>
     </w:p>
     <w:p>
@@ -3248,7 +3246,7 @@
         <w:jc w:val="both"/>
       </w:pPr>
       <w:r>
-        <w:t>For much of the twentieth century, the medical model dominated professional and policy discourse on disability, conceptualising it as an intrinsic attribute of the individual: a deficit or pathological condition located within the body or mind that required treatment, rehabilitation, or special management (Oliver, 1990). Under this model, the appropriate educational response to disability was segregated provision. The learner was positioned as the problem requiring adjustment rather than the system as an environment requiring transformation. Systems organised on this basis developed separate administrative structures, separate curricula, and separate professional cultures for learners with disabilities (Florian, 2014). The explicit language of the medical model has retreated from official policy discourse, yet its institutional legacy continues to shape educational structures and professional attitudes — including in Caribbean contexts where specialised schools and segregated provision still predominate (Peters, 2007). In Guyana's Draft Inclusion Policy, this legacy is visible in the coexistence of rights-based language with continued reliance on separate specialised institutions.</w:t>
+        <w:t>For much of the twentieth century, the medical model dominated professional and policy discourse on disability, conceptualising it as an intrinsic attribute of the individual: a deficit or pathological condition located within the body or mind that required treatment, rehabilitation, or special management (Oliver, 1990). Under this model, the appropriate educational response to disability was segregated provision. The learner was positioned as the problem requiring adjustment rather than the system as an environment requiring transformation. Systems organised on this basis developed separate administrative structures, separate curricula, and separate professional cultures for learners with disabilities (Florian, 2014). The explicit language of the medical model has retreated from official policy discourse, yet its institutional legacy continues to shape educational structures and professional attitudes, including in Caribbean contexts where specialised schools and segregated provision still predominate (Peters, 2007). In Guyana's Draft Inclusion Policy, this legacy is visible in the coexistence of rights-based language with continued reliance on separate specialised institutions.</w:t>
       </w:r>
     </w:p>
     <w:p>
@@ -3291,7 +3289,7 @@
         <w:jc w:val="both"/>
       </w:pPr>
       <w:r>
-        <w:t>The biopsychosocial model, associated in educational contexts with the World Health Organization's International Classification of Functioning, Disability and Health (WHO, 2001), attempts to synthesise insights from both the medical and social models. Disability is conceptualised not as individual pathology alone nor as social barriers alone, but as the product of the interaction between a person's health condition and contextual factors — both environmental and personal. For inclusive education policy, this model offers a more analytically precise foundation; it suggests that effective inclusion requires both the removal of systemic barriers and the provision of individualised support calibrated to specific learning needs. Norwich (2016) shows how the ICF can be applied directly to the analysis of national education policy, providing a structured methodology for evaluating whether a policy's underlying conception of special educational needs aligns with the biopsychosocial model or remains anchored in older deficit-based assumptions. The implications for the Draft Inclusion Policy are direct: a policy grounded exclusively in social model thinking will tend to produce broad, barrier-removal commitments without condition-specific guidance; a policy informed by the biopsychosocial model will combine overarching inclusive principles with detailed, disability-responsive operational provisions.</w:t>
+        <w:t>The biopsychosocial model, associated in educational contexts with the World Health Organization's International Classification of Functioning, Disability and Health (WHO, 2001), attempts to synthesise insights from both the medical and social models. Disability is conceptualised not as individual pathology alone nor as social barriers alone, but as the product of the interaction between a person's health condition and contextual factors, both environmental and personal. For inclusive education policy, this model offers a more analytically precise foundation; it suggests that effective inclusion requires both the removal of systemic barriers and the provision of individualised support calibrated to specific learning needs. Norwich (2016) shows how the ICF can be applied directly to the analysis of national education policy, providing a structured methodology for evaluating whether a policy's underlying conception of special educational needs aligns with the biopsychosocial model or remains anchored in older deficit-based assumptions. The implications for the Draft Inclusion Policy are direct: a policy grounded exclusively in social model thinking will tend to produce broad, barrier-removal commitments without condition-specific guidance; a policy informed by the biopsychosocial model will combine overarching inclusive principles with detailed, disability-responsive operational provisions.</w:t>
       </w:r>
     </w:p>
     <w:p>
@@ -3312,7 +3310,7 @@
         <w:jc w:val="both"/>
       </w:pPr>
       <w:r>
-        <w:t>Each of the theoretical models reviewed above has left its mark on inclusive education policy discourse, often simultaneously. Many national policies, including Guyana's Draft Inclusion Policy, reflect a mixture of influences: they employ the rights-based and barrier-removal language of the social model while retaining elements of individual-focused assessment and specialised provision that echo the medical model (Ainscow and Miles, 2008; Opertti, Walker and Zhang, 2014). The practical consequence of this hybridity is that policies may be internally inconsistent — affirming the right of all learners to mainstream education while maintaining specialised structures that enact a categorically different logic. The normative standard for evaluating such policies has itself evolved. General Comment No. 4 on Article 24 of the CRPD (Committee on the Rights of Persons with Disabilities, 2016) now distinguishes explicitly between exclusion, segregation, integration, and inclusion, defining the last as requiring systemic transformation of culture, policy, and practice rather than merely the placement of learners with disabilities in mainstream settings. The UNESCO Global Education Monitoring Report (2020) reinforces this standard, emphasising that inclusion demands attention to all dimensions of marginalisation and that education systems must be evaluated against contemporary, not historical, benchmarks. Identifying which theoretical model predominantly shapes a policy's operational provisions, as distinct from its rhetorical framing, is therefore a central analytical question.</w:t>
+        <w:t>Each of the theoretical models reviewed above has left its mark on inclusive education policy discourse, often simultaneously. Many national policies, including Guyana's Draft Inclusion Policy, reflect a mixture of influences: they employ the rights-based and barrier-removal language of the social model while retaining elements of individual-focused assessment and specialised provision that echo the medical model (Ainscow and Miles, 2008; Opertti, Walker and Zhang, 2014). The practical consequence of this hybridity is that policies may be internally inconsistent: affirming the right of all learners to mainstream education while maintaining specialised structures that enact a categorically different logic. Normative standards for evaluating such policies have themselves evolved. General Comment No. 4 on Article 24 of the CRPD (Committee on the Rights of Persons with Disabilities, 2016) now distinguishes explicitly between exclusion, segregation, integration, and inclusion, defining the last as requiring systemic transformation of culture and practice at the policy level rather than merely the placement of learners with disabilities in mainstream settings. The UNESCO Global Education Monitoring Report (2020) reinforces this standard, emphasising that inclusion demands attention to all dimensions of marginalisation and that education systems must be evaluated against contemporary, not historical, benchmarks. Identifying which theoretical model predominantly shapes a policy's operational provisions, as distinct from its rhetorical framing, is therefore a central analytical question.</w:t>
       </w:r>
     </w:p>
     <w:p>
@@ -3343,27 +3341,27 @@
         <w:jc w:val="both"/>
       </w:pPr>
       <w:r>
-        <w:t>Policy design encompasses the content, language, values, and operational specificity of the policy document itself. Key questions include: What values does the policy articulate? How specific is its implementation guidance? Does it provide disability-specific provisions? Does it specify accountability mechanisms?</w:t>
-      </w:r>
-    </w:p>
-    <w:p>
-      <w:pPr>
-        <w:spacing w:after="200" w:line="360" w:lineRule="auto"/>
-        <w:ind w:firstLine="720"/>
-        <w:jc w:val="both"/>
-      </w:pPr>
-      <w:r>
-        <w:t>Institutional capacity refers to the organisational, financial, human, and infrastructural resources available to enact the policy. Key questions include: What coordination structures does the policy envisage? Are these structures resourced and operational? Are teachers trained to the standard the policy implies?</w:t>
-      </w:r>
-    </w:p>
-    <w:p>
-      <w:pPr>
-        <w:spacing w:after="200" w:line="360" w:lineRule="auto"/>
-        <w:ind w:firstLine="720"/>
-        <w:jc w:val="both"/>
-      </w:pPr>
-      <w:r>
-        <w:t>Implementation outcomes refer to the observable patterns of practice that result from the interaction between policy design and institutional capacity. A central proposition is that strong policy design not supported by adequate institutional capacity will produce aspiration without practice; conversely, institutional capacity without a coherent and authoritative policy instrument will produce fragmented, uncoordinated initiatives rather than systemic inclusion (Ainscow, 2020). A second proposition holds that policy formalisation is an important mediating variable: a formally adopted policy carries governance authority, enabling it to mandate action, direct resources, and integrate inclusive education into mainstream accountability systems. An unadopted draft policy lacks this authority, however sound its conceptual content. A third proposition concerns policy coherence: the degree to which different components of the education system are oriented toward the same inclusive objectives (Fullan, 2007; Opertti, Walker and Zhang, 2014). Where coherence is weak, implementation becomes fragmented and dependent on individual initiative. Two further theoretical frameworks structure the analysis of implementation dynamics. Matland's (1995) ambiguity-conflict model predicts that policies characterised by high ambiguity and low overt conflict tend toward "symbolic" or "experimental" implementation, in which outcomes vary by local context rather than following centralised direction. Lipsky's (2010) concept of street-level bureaucracy complements this by explaining the mechanism through which such variation occurs: in the absence of clear, enforceable policy directives, frontline workers (teachers, SEN officers, school administrators) become the de facto policymakers, exercising discretion that collectively constitutes the actual policy as experienced. Together, these frameworks predict that an unadopted draft policy in a resource-constrained system will produce localised, uncoordinated implementation driven by the priorities of individual actors.</w:t>
+        <w:t>Policy design encompasses the content, language and values, as well as the operational specificity, of the policy document itself. Key questions include: What values does the policy articulate? How specific is its implementation guidance? Does it provide disability-specific provisions? Does it specify accountability mechanisms?</w:t>
+      </w:r>
+    </w:p>
+    <w:p>
+      <w:pPr>
+        <w:spacing w:after="200" w:line="360" w:lineRule="auto"/>
+        <w:ind w:firstLine="720"/>
+        <w:jc w:val="both"/>
+      </w:pPr>
+      <w:r>
+        <w:t>Institutional capacity refers to the organisational, financial and human resources alongside infrastructural capacity available to enact the policy. Key questions include: What coordination structures does the policy envisage? Are these structures resourced and operational? Are teachers trained to the standard the policy implies?</w:t>
+      </w:r>
+    </w:p>
+    <w:p>
+      <w:pPr>
+        <w:spacing w:after="200" w:line="360" w:lineRule="auto"/>
+        <w:ind w:firstLine="720"/>
+        <w:jc w:val="both"/>
+      </w:pPr>
+      <w:r>
+        <w:t>Implementation outcomes refer to the observable patterns of practice that result from the interaction between policy design and institutional capacity. A central proposition is that strong policy design not supported by adequate institutional capacity will produce aspiration without practice; conversely, institutional capacity without a coherent and authoritative policy instrument will produce fragmented, uncoordinated initiatives rather than systemic inclusion (Ainscow, 2020). Second, the framework proposes that policy formalisation is an important mediating variable: a formally adopted policy carries governance authority, enabling it to mandate action and direct resources while integrating inclusive education into mainstream accountability systems. An unadopted draft policy lacks this authority, however sound its conceptual content. A third proposition concerns policy coherence: the degree to which different components of the education system are oriented toward the same inclusive objectives (Fullan, 2007; Opertti, Walker and Zhang, 2014). Where coherence is weak, implementation becomes fragmented and dependent on individual initiative. Two further theoretical frameworks structure the analysis of implementation dynamics. Matland's (1995) ambiguity-conflict model predicts that policies characterised by high ambiguity and low overt conflict tend toward "symbolic" or "experimental" implementation, in which outcomes vary by local context rather than following centralised direction. Lipsky's (2010) concept of street-level bureaucracy complements this by explaining the mechanism through which such variation occurs: in the absence of clear, enforceable policy directives, frontline workers (teachers, SEN officers, school administrators) become the de facto policymakers, exercising discretion that collectively constitutes the actual policy as experienced. Together, these frameworks predict that an unadopted draft policy in a resource-constrained system will produce localised, uncoordinated implementation driven by the priorities of individual actors.</w:t>
       </w:r>
     </w:p>
     <w:p>
@@ -3406,7 +3404,7 @@
         <w:jc w:val="both"/>
       </w:pPr>
       <w:r>
-        <w:t>Florian and Black-Hawkins (2011) developed the concept of inclusive pedagogy, arguing for an approach in which teaching is planned from the outset to expand access for the whole class rather than treating inclusion as an individual accommodation added after mainstream lesson design. The implication for teacher preparation is significant: inclusive practice needs to be integrated into the core of initial teacher education rather than treated as a specialist supplement. The literature also distinguishes between technical and attitudinal dimensions of preparedness. Technical knowledge without supportive attitudes may produce mechanical compliance rather than genuine inclusion; positive attitudes without practical skills may not translate into effective pedagogical action (Forlin, Sharma and Loreman, 2014). Both dimensions must be addressed through coherent professional preparation programmes.</w:t>
+        <w:t>Florian and Black-Hawkins (2011) developed the concept of inclusive pedagogy, arguing for an approach in which teaching is planned from the outset to expand access for the whole class rather than treating inclusion as an individual accommodation added after mainstream lesson design. For teacher preparation, the implication is significant: inclusive practice needs to be integrated into the core of initial teacher education rather than treated as a specialist supplement. The literature also distinguishes between technical and attitudinal dimensions of preparedness. Technical knowledge without supportive attitudes may produce mechanical compliance rather than genuine inclusion; positive attitudes without practical skills may not translate into effective pedagogical action (Forlin, Sharma and Loreman, 2014). Both dimensions must be addressed through coherent professional preparation programmes.</w:t>
       </w:r>
     </w:p>
     <w:p>
@@ -3427,19 +3425,17 @@
         <w:jc w:val="both"/>
       </w:pPr>
       <w:r>
-        <w:t>The study of Pressman and Wildavsky (1973) remains foundational to understanding why policy implementation so frequently falls short of policy intention. Their analysis showed that the more numerous the stages required for implementation and the more actors who must agree at each stage, the lower the probability of successful outcomes. Matland (1995) advanced this literature by proposing an ambiguity-conflict model that identifies four implementation paradigms. When policy goals are clear and conflict is low, implementation proceeds administratively. When goals are ambiguous and conflict is low, implementation becomes experimental, with outcomes varying across sites. When both ambiguity and conflict are high, the result is symbolic implementation: the policy exists as a signal of intent rather than a programme of action. The Draft Inclusion Policy, which specifies detailed institutional structures but lacks the formal authority to compel their adoption, represents a plausible case of experimental implementation under Matland's model. Fullan (2007) applied related insights to educational change specifically, arguing that sustainable reform requires clear educational purpose, effective professional practice, and a coherent institutional environment that supports change over time.</w:t>
-      </w:r>
-    </w:p>
-    <w:p>
-      <w:pPr>
-        <w:spacing w:after="200" w:line="360" w:lineRule="auto"/>
-        <w:ind w:firstLine="720"/>
-        <w:jc w:val="both"/>
-      </w:pPr>
-      <w:r>
-        <w:t xml:space="preserve">Engelbrecht (2020), examining inclusive education developments and challenges in South Africa, highlights that implementation in developing contexts faces qualitatively different challenges characterised by resource scarcity and weak institutional infrastructure. She identifies monitoring and evaluation as particularly critical dimensions that are often neglected: where there is no systematic mechanism for reviewing progress and holding actors accountable, policy commitments easily become symbolic. Abdul-Hamid (2014) provides a structural framework for understanding this gap, demonstrating that effective education policy implementation depends on functioning Education Management Information Systems (EMIS) capable of tracking enrolment, attendance, completion, and learning outcomes for specific populations. Without such systems, ministries of education cannot identify where policy provisions are being enacted and where they are not. Lipsky (2010) offers an essential complement to these perspectives. His concept of street-level bureaucracy demonstrates that frontline public service workers effectively become the real policymakers through their daily discretionary decisions. In contexts where formal policy is absent, ambiguous, or unenforced, these workers develop coping mechanisms, ration resources, and exercise professional judgement that collectively constitutes the actual policy experienced by citizens. Ball, Maguire and Braun (2012) reinforce this insight, establishing that policies are not mechanically applied but actively interpreted and reshaped by practitioners within institutional contexts. The implication for Guyana is that where the Draft Inclusion Policy has not been formally adopted, the inclusive education “policy” experienced by learners and families may be whatever </w:t>
-        <w:lastRenderedPageBreak/>
-        <w:t>individual teachers and SEN officers decide to do, producing the uneven, localised implementation the study’s working propositions anticipate.</w:t>
+        <w:t>The study of Pressman and Wildavsky (1973) remains foundational to understanding why policy implementation so frequently falls short of policy intention. Their analysis showed that the more numerous the stages required for implementation and the more actors who must agree at each stage, the lower the probability of successful outcomes. Matland (1995) advanced this literature by proposing an ambiguity-conflict model that identifies four implementation paradigms. When policy goals are clear and conflict is low, implementation proceeds administratively. When goals are ambiguous and conflict is low, implementation becomes experimental, with outcomes varying across sites. Where both ambiguity and conflict are high, the result is symbolic implementation: the policy exists as a signal of intent rather than a programme of action. The Draft Inclusion Policy, which specifies detailed institutional structures but lacks the formal authority to compel their adoption, represents a plausible case of experimental implementation under Matland's model. Fullan (2007) applied related insights to educational change specifically, arguing that sustainable reform requires clear educational purpose, effective professional practice, and a coherent institutional environment that supports change over time.</w:t>
+      </w:r>
+    </w:p>
+    <w:p>
+      <w:pPr>
+        <w:spacing w:after="200" w:line="360" w:lineRule="auto"/>
+        <w:ind w:firstLine="720"/>
+        <w:jc w:val="both"/>
+      </w:pPr>
+      <w:r>
+        <w:t>Engelbrecht (2020), examining inclusive education developments and challenges in South Africa, highlights that implementation in developing contexts faces qualitatively different challenges characterised by resource scarcity and weak institutional infrastructure. She identifies monitoring and evaluation as particularly critical dimensions that are often neglected: where there is no systematic mechanism for reviewing progress and holding actors accountable, policy commitments easily become symbolic. Abdul-Hamid (2014) provides a structural framework for understanding this gap, demonstrating that effective education policy implementation depends on functioning Education Management Information Systems (EMIS) capable of tracking enrolment, attendance and completion alongside learning outcomes for specific populations. Without such systems, ministries of education cannot identify where policy provisions are being enacted and where they are not. Lipsky (2010) offers an essential complement to these perspectives. His concept of street-level bureaucracy demonstrates that frontline public service workers effectively become the real policymakers through their daily discretionary decisions. In contexts where formal policy is absent, ambiguous, or unenforced, these workers develop coping mechanisms and ration resources while exercising professional judgement that collectively constitutes the actual policy experienced by citizens. Ball, Maguire and Braun (2012) reinforce this insight, establishing that policies are not mechanically applied but actively interpreted and reshaped by practitioners within institutional contexts. For Guyana, the implication is that where the Draft Inclusion Policy has not been formally adopted, the inclusive education “policy” experienced by learners and families may be whatever individual teachers and SEN officers decide to do, producing the uneven, localised implementation the study’s working propositions anticipate.</w:t>
       </w:r>
     </w:p>
     <w:p>
@@ -3470,7 +3466,7 @@
         <w:jc w:val="both"/>
       </w:pPr>
       <w:r>
-        <w:t>Kozleski et al. (2014) reinforce this argument, emphasising that meaningful inclusion — as opposed to mere physical integration — requires attention to the quality and nature of each learner's participation in educational activities. Physical presence in a mainstream classroom does not constitute inclusion if the learner is unable to access the curriculum, communicate with peers and teachers, or engage substantively with learning activities. The distinction between physical integration and substantive inclusion is central to evaluating whether a policy's provisions are sufficient to guarantee meaningful participation for learners with diverse disability profiles.</w:t>
+        <w:t>Kozleski et al. (2014) reinforce this argument, emphasising that meaningful inclusion, as distinct from mere physical placement, requires attention to the quality and nature of each learner's participation in educational activities. Physical presence in a mainstream classroom does not constitute inclusion if the learner is unable to access the curriculum, communicate with peers and teachers, or engage substantively with learning activities. The distinction between physical integration and substantive inclusion is central to evaluating whether a policy's provisions are sufficient to guarantee meaningful participation for learners with diverse disability profiles.</w:t>
       </w:r>
     </w:p>
     <w:p>
@@ -3491,27 +3487,27 @@
         <w:jc w:val="both"/>
       </w:pPr>
       <w:r>
-        <w:t>The literature on inclusive education in developing countries documents a characteristic pattern in which formal policy commitment coexists with significant implementation limitations. Peters (2007) identifies a persistent tension between the adoption of internationally endorsed models and the development of national capacity required to implement them. Miles and Singal (2010) extend this analysis by examining the specific challenges of inclusive education in low- and middle-income countries, arguing that simplistic application of models developed in high-income contexts frequently fails to attend to the institutional, cultural, and resource conditions that characterise developing systems. Srivastava, de Boer and Pijl (2015), in a systematic review of inclusive education implementation projects in developing countries over the preceding decade, found that most initiatives focused on school-level and teacher-level factors, with very few reporting on their measurable effects — pointing to the absence of monitoring and evaluation mechanisms in such contexts.</w:t>
-      </w:r>
-    </w:p>
-    <w:p>
-      <w:pPr>
-        <w:spacing w:after="200" w:line="360" w:lineRule="auto"/>
-        <w:ind w:firstLine="720"/>
-        <w:jc w:val="both"/>
-      </w:pPr>
-      <w:r>
-        <w:t>Walton (2018) introduces a decolonial perspective, stressing the importance of developing inclusive education policy and practice responsive to local cultural and historical conditions rather than simply adopting externally generated models. The concern is directly relevant to the Guyanese case, where the Draft Inclusion Policy was developed in part through VSO international technical assistance, raising questions about the degree to which its conceptual basis reflects local institutional conditions and educational cultures.</w:t>
-      </w:r>
-    </w:p>
-    <w:p>
-      <w:pPr>
-        <w:spacing w:after="200" w:line="360" w:lineRule="auto"/>
-        <w:ind w:firstLine="720"/>
-        <w:jc w:val="both"/>
-      </w:pPr>
-      <w:r>
-        <w:t>The provenance of national inclusive education policies in postcolonial settings warrants closer scrutiny than the alignment question alone provides. Brissett (2019), examining the evolution of inclusive education policy discourse in Jamaica, shows that each era of Caribbean educational reform has been shaped by external political-economic conditions that influence both the definition and the implementation of inclusion. In the current globalisation era, inclusive education policies in the region are increasingly driven by international discourses adopted locally, raising questions about the degree to which such policies reflect indigenous priorities rather than externally generated expectations. Slee (2011) reinforces this concern, arguing that the global incorporation of inclusive education into government policy has sometimes proceeded with insufficient attention to cultural specificity and local institutional conditions. In the Guyanese case, this is not a hypothetical risk. The Draft Inclusion Policy was authored by a British VSO adviser through the National Centre for Educational Resource Development, rather than by Guyanese educators, disability advocates, or communities of persons with disabilities themselves. Walton (2018) argues that inclusive education models developed in the Global North may function as externally imposed structures when transplanted to postcolonial systems without substantive local adaptation. That the Draft Inclusion Policy has remained unadopted for more than fifteen years may itself reflect this tension: a document produced through international technical assistance has not secured the local institutional ownership necessary for formal adoption and sustained implementation. Lashley (2024) extends this argument empirically, contending that the modification and adaptation of Northern models to suit Guyana's educational and cultural context remains a central unresolved challenge. The decolonial concern is not that international expertise was involved in the policy's development; it is that the resulting document may be misaligned with the conditions under which Guyanese educators and learners actually operate.</w:t>
+        <w:t>The literature on inclusive education in developing countries documents a characteristic pattern in which formal policy commitment coexists with significant implementation limitations. Peters (2007) identifies a persistent tension between the adoption of internationally endorsed models and the development of national capacity required to implement them. Miles and Singal (2010) extend this analysis by examining the specific challenges of inclusive education in low- and middle-income countries, arguing that simplistic application of models developed in high-income contexts frequently fails to attend to the institutional, cultural, and resource conditions that characterise developing systems. Srivastava, de Boer and Pijl (2015), in a systematic review of inclusive education implementation projects in developing countries over the preceding decade, found that most initiatives focused on school-level and teacher-level factors, with very few reporting on their measurable effects, pointing to the absence of monitoring and evaluation mechanisms in such contexts.</w:t>
+      </w:r>
+    </w:p>
+    <w:p>
+      <w:pPr>
+        <w:spacing w:after="200" w:line="360" w:lineRule="auto"/>
+        <w:ind w:firstLine="720"/>
+        <w:jc w:val="both"/>
+      </w:pPr>
+      <w:r>
+        <w:t>Walton (2018) introduces a decolonial perspective, stressing the importance of developing inclusive education policy and practice responsive to local cultural and historical conditions rather than simply adopting externally generated models. Directly relevant to the Guyanese case, where the Draft Inclusion Policy was developed in part through VSO international technical assistance, raising questions about the degree to which its conceptual basis reflects local institutional conditions and educational cultures.</w:t>
+      </w:r>
+    </w:p>
+    <w:p>
+      <w:pPr>
+        <w:spacing w:after="200" w:line="360" w:lineRule="auto"/>
+        <w:ind w:firstLine="720"/>
+        <w:jc w:val="both"/>
+      </w:pPr>
+      <w:r>
+        <w:t>In postcolonial settings, the provenance of national inclusive education policies warrants closer scrutiny than the alignment question alone provides. Brissett (2019), examining the evolution of inclusive education policy discourse in Jamaica, shows that each era of Caribbean educational reform has been shaped by external political-economic conditions that influence both the definition and the implementation of inclusion. During the current globalisation era, inclusive education policies in the region are increasingly driven by international discourses adopted locally, raising questions about the degree to which such policies reflect indigenous priorities rather than externally generated expectations. Slee (2011) reinforces this concern, arguing that the global incorporation of inclusive education into government policy has sometimes proceeded with insufficient attention to cultural specificity and local institutional conditions. In the Guyanese case, this is not a hypothetical risk. The Draft Inclusion Policy was authored by a British VSO adviser through the National Centre for Educational Resource Development, rather than by Guyanese educators, disability advocates, or communities of persons with disabilities themselves. Walton (2018) argues that inclusive education models developed in the Global North may function as externally imposed structures when transplanted to postcolonial systems without substantive local adaptation. That the Draft Inclusion Policy has remained unadopted for more than fifteen years may itself reflect this tension: a document produced through international technical assistance has not secured the local institutional ownership necessary for formal adoption and sustained implementation. Lashley (2024) extends this argument empirically, contending that the modification and adaptation of Northern models to suit Guyana's educational and cultural context remains a central unresolved challenge. Importantly, the decolonial concern is not that international expertise was involved in the policy's development; it is that the resulting document may be misaligned with the conditions under which Guyanese educators and learners actually operate.</w:t>
       </w:r>
     </w:p>
     <w:p>
@@ -3531,7 +3527,7 @@
         <w:ind w:firstLine="720"/>
       </w:pPr>
       <w:r>
-        <w:t>The Caribbean region presents a distinctive context for inclusive education, shaped by shared legacies of colonial education systems, examination-driven curricula, and historically limited specialist provision. Armstrong et al. (2005), in their study of the Eastern Caribbean, reported that across the region the curriculum for children with disabilities remained heavily biased toward vocational skills, with insufficient trained special education teachers and inadequate resource allocation. Blackman, Conrad and Brown (2019), in the most extensive edited collection on the subject, examine the historical, systemic, and attitudinal barriers that continue to impede inclusive education across the region. They argue that globalised views of inclusion, informed by philosophical ideas from the Global North, have shaped but not always served the Caribbean equity agenda. Conrad and Brown (2011), examining principals' perspectives in Trinidad and Tobago, found that school leaders identified lack of resources, inadequate training, and attitudinal barriers as the primary obstacles, and that leadership commitment to inclusion was a necessary but insufficient condition without systemic support.</w:t>
+        <w:t>The Caribbean region presents a distinctive context for inclusive education, shaped by shared legacies of colonial education systems, examination-driven curricula, and historically limited specialist provision. Armstrong et al. (2005), in their study of the Eastern Caribbean, reported that across the region the curriculum for children with disabilities remained heavily biased toward vocational skills, with insufficient trained special education teachers and inadequate resource allocation. Blackman, Conrad and Brown (2019), in the most extensive edited collection on the subject, examine the historical and systemic barriers, as well as attitudinal ones, that continue to impede inclusive education across the region. They argue that globalised views of inclusion, informed by philosophical ideas from the Global North, have shaped but not always served the Caribbean equity agenda. Conrad and Brown (2011), examining principals' perspectives in Trinidad and Tobago, found that school leaders identified lack of resources and inadequate training, compounded by attitudinal barriers, as the primary obstacles, and that leadership commitment to inclusion was a necessary but insufficient condition without systemic support.</w:t>
       </w:r>
     </w:p>
     <w:p>
@@ -3545,7 +3541,7 @@
         <w:ind w:firstLine="720"/>
       </w:pPr>
       <w:r>
-        <w:t>Within this regional context, a small but growing body of empirical research addresses inclusive education specifically in Guyana. Ajodhia-Andrews and Frankel (2010) conducted the earliest systematic qualitative study, interviewing policymakers, teachers, and parents of children with special needs. Four interacting barriers emerged: negative societal attitudes toward disability, the absence of effective change agents, inadequate resources, and limited direct experience with children with special needs. The National Commission on Disability survey data reported by the authors indicated that 42% of children with disabilities under sixteen had never attended school, with over half citing parental discouragement (Mitchell, 2005, cited in Cheong et al., 2019). Cheong, Kellems, Andersen and Steed (2019) provide a broader overview of disability education in Guyana, documenting that despite legislative developments including the Persons with Disabilities Act 2010, students with disabilities continue to face higher rates of poverty, limited school access, and a severe shortage of trained teachers. Fraser (2014) identifies a similar gap between government funding for special schools and the resources required for effective provision.</w:t>
+        <w:t>Within this regional context, a small but growing body of empirical research addresses inclusive education specifically in Guyana. Ajodhia-Andrews and Frankel (2010) conducted the earliest systematic qualitative study, interviewing policymakers and teachers alongside parents of children with special needs. Four interacting barriers emerged: negative societal attitudes toward disability, the absence of effective change agents and inadequate resources, compounded by limited direct experience with children with special needs. The National Commission on Disability survey data reported by the authors indicated that 42% of children with disabilities under sixteen had never attended school, with over half citing parental discouragement (Mitchell, 2005, cited in Cheong et al., 2019). Cheong, Kellems, Andersen and Steed (2019) provide a broader overview of disability education in Guyana, documenting that despite legislative developments including the Persons with Disabilities Act 2010, students with disabilities continue to face higher rates of poverty, limited school access, and a severe shortage of trained teachers. Fraser (2014) identifies a similar gap between government funding for special schools and the resources required for effective provision.</w:t>
       </w:r>
     </w:p>
     <w:p>
@@ -3559,9 +3555,7 @@
         <w:ind w:firstLine="720"/>
       </w:pPr>
       <w:r>
-        <w:t xml:space="preserve">The most extensive recent empirical contribution is Lashley’s ethnographic research in Guyanese mainstream primary schools. Lashley (2023) documents experiences of marginalisation, discrimination, and depersonalisation among children with SEND, captured in the metaphor of being told to “stay in your lane,” a systemic message communicated through institutional practices, teacher behaviour, and peer dynamics that mainstream schooling is not for them. Lashley (2025) extends this analysis to identify a “curious gap between hope and happening” in the experiences of children with exceptionalities, arguing that the gap between inclusive policy aspiration and classroom reality is not a static void but an active zone of localised struggle. Most recently, Lashley (2024) argues that inclusive education in Guyana remains firmly embedded in medical model assumptions despite social model policy language, and that the system’s actual operation reproduces exclusion even </w:t>
-        <w:lastRenderedPageBreak/>
-        <w:t>where formal zero-rejection policies exist. This body of Guyana-specific evidence provides an essential empirical counterpart to the document analysis conducted in the present study.</w:t>
+        <w:t>Among the most extensive recent empirical contributions is Lashley’s ethnographic research in Guyanese mainstream primary schools. Lashley (2023) documents experiences of marginalisation and discrimination, as well as depersonalisation, among children with SEND, captured in the metaphor of being told to “stay in your lane,” a systemic message communicated through institutional practices and teacher behaviour, reinforced by peer dynamics, that mainstream schooling is not for them. Lashley (2025) extends this analysis to identify a “curious gap between hope and happening” in the experiences of children with exceptionalities, arguing that the gap between inclusive policy aspiration and classroom reality is not a static void but an active zone of localised struggle. Most recently, Lashley (2024) argues that inclusive education in Guyana remains firmly embedded in medical model assumptions despite social model policy language, and that the system’s actual operation reproduces exclusion even where formal zero-rejection policies exist. This body of Guyana-specific evidence provides an essential empirical counterpart to the document analysis conducted in the present study.</w:t>
       </w:r>
     </w:p>
     <w:p>
@@ -3582,7 +3576,7 @@
         <w:jc w:val="both"/>
       </w:pPr>
       <w:r>
-        <w:t>The literature reviewed in this chapter establishes five propositions that provide the analytical foundation for the chapters that follow. Inclusive education is most effectively conceptualised through the biopsychosocial model, which acknowledges both the social barriers that exclude learners with disabilities and the individual support needs that effective inclusion must address; this lens is applied in Chapter 4 to evaluate the Draft Inclusion Policy's approach to special educational needs. Effective policy implementation requires not only sound policy design but also adequate institutional capacity, coherent governance structures, and sustained professional development; Matland's (1995) ambiguity-conflict model and Lipsky's (2010) concept of street-level bureaucracy provide complementary tools for analysing why implementation outcomes diverge from policy intentions. Disability-specific implementation guidance is an essential complement to broad inclusive policy commitments, without which policy language risks producing integration without inclusion. The normative standard for evaluating inclusive education policy has evolved significantly since the Salamanca Statement, with General Comment No. 4 (2016) and the UNESCO Global Education Monitoring Report (2020) establishing contemporary benchmarks against which the Draft Inclusion Policy must be assessed. The emerging Guyana-specific empirical literature — particularly the ethnographic work of Lashley (2023, 2024, 2025) and the stakeholder research of Ajodhia-Andrews and Frankel (2010) — documents a persistent gap between policy aspiration and classroom reality that the present study's document analysis can examine from the complementary perspective of the policy text itself.</w:t>
+        <w:t>The literature reviewed in this chapter establishes five propositions that provide the analytical foundation for the chapters that follow. Inclusive education is most effectively conceptualised through the biopsychosocial model, which acknowledges both the social barriers that exclude learners with disabilities and the individual support needs that effective inclusion must address; this lens is applied in Chapter 4 to evaluate the Draft Inclusion Policy's approach to special educational needs. Effective policy implementation requires not only sound policy design but also adequate institutional capacity, coherent governance structures, and sustained professional development; Matland's (1995) ambiguity-conflict model and Lipsky's (2010) concept of street-level bureaucracy provide complementary tools for analysing why implementation outcomes diverge from policy intentions. Disability-specific implementation guidance is an essential complement to broad inclusive policy commitments, without which policy language risks producing integration without inclusion. The normative standard for evaluating inclusive education policy has evolved significantly since the Salamanca Statement, with General Comment No. 4 (2016) and the UNESCO Global Education Monitoring Report (2020) establishing contemporary benchmarks against which the Draft Inclusion Policy must be assessed. The emerging Guyana-specific empirical literature, particularly the ethnographic work of Lashley (2023, 2024, 2025) and the stakeholder research of Ajodhia-Andrews and Frankel (2010) , documents a persistent gap between policy aspiration and classroom reality that the present study's document analysis can examine from the complementary perspective of the policy text itself.</w:t>
       </w:r>
     </w:p>
     <w:p>
@@ -3647,19 +3641,17 @@
         <w:jc w:val="both"/>
       </w:pPr>
       <w:r>
-        <w:t>This study adopts a qualitative research design, employing a desktop research methodology based on systematic document analysis. Qualitative research is distinguished by its focus on meaning, interpretation, and context, and by its commitment to developing in-depth understanding of complex social phenomena rather than producing statistical generalisations (Creswell, 2014). This orientation is particularly well-suited to the study of educational policy, where the meaning of policy language, the institutional logic embedded in documents, and the structural conditions of implementation are all matters of interpretive inquiry that resist quantification. The study's research questions, which concern the content and alignment of a policy document, the institutional mechanisms associated with it, and the structural factors shaping its implementation, can all be addressed systematically through the analysis of policy texts and strategic planning documents.</w:t>
-      </w:r>
-    </w:p>
-    <w:p>
-      <w:pPr>
-        <w:spacing w:after="200" w:line="360" w:lineRule="auto"/>
-        <w:ind w:firstLine="720"/>
-        <w:jc w:val="both"/>
-      </w:pPr>
-      <w:r>
-        <w:t xml:space="preserve">Document analysis, as defined by Bowen (2009, p. 27), is a systematic procedure for reviewing or evaluating documents, both printed and electronic. The epistemological rationale for this choice is that policy documents are themselves primary social data: they do not merely describe institutional arrangements but actively constitute them, establishing what is valued, who is responsible, and what counts as legitimate practice. Understanding the gap between policy aspiration and institutional reality therefore begins with a rigorous, textually grounded reading of the policy document itself, an understanding of what it says, what it implies, and </w:t>
-        <w:lastRenderedPageBreak/>
-        <w:t>what it conspicuously omits. This is an interpretive and analytical task that qualitative document analysis is specifically designed to perform, and it is consistent with the broadly interpretivist epistemological position that underpins the study's approach to knowledge generation.</w:t>
+        <w:t>This study adopts a qualitative research design, employing a desktop research methodology based on systematic document analysis. Qualitative research is distinguished by its focus on meaning, interpretation, and context, and by its commitment to developing in-depth understanding of complex social phenomena rather than producing statistical generalisations (Creswell, 2014). Such an orientation is particularly well-suited to the study of educational policy, where the meaning of policy language, the institutional logic embedded in documents, and the structural conditions of implementation are all matters of interpretive inquiry that resist quantification. Given that the study's research questions concern the content and alignment of a policy document, the institutional mechanisms associated with it, and the structural factors shaping its implementation, can all be addressed systematically through the analysis of policy texts and strategic planning documents.</w:t>
+      </w:r>
+    </w:p>
+    <w:p>
+      <w:pPr>
+        <w:spacing w:after="200" w:line="360" w:lineRule="auto"/>
+        <w:ind w:firstLine="720"/>
+        <w:jc w:val="both"/>
+      </w:pPr>
+      <w:r>
+        <w:t>Document analysis, as defined by Bowen (2009, p. 27), is a systematic procedure for reviewing or evaluating documents, both printed and electronic. Epistemologically, the rationale for this choice is that policy documents are themselves primary social data: they do not merely describe institutional arrangements but actively constitute them, establishing what is valued and who is responsible, as well as what counts as legitimate practice. Understanding the gap between policy aspiration and institutional reality therefore begins with a rigorous, textually grounded reading of the policy document itself, an understanding of what it says and what it implies, together with what it conspicuously omits. This is an interpretive and analytical task that qualitative document analysis is specifically designed to perform, and it is consistent with the broadly interpretivist epistemological position that underpins the study's approach to knowledge generation.</w:t>
       </w:r>
     </w:p>
     <w:p>
@@ -3668,7 +3660,7 @@
         <w:ind w:firstLine="720"/>
       </w:pPr>
       <w:r>
-        <w:t>The study is guided by a set of working propositions, as articulated in Section 1.5. The use of propositions within a qualitative, interpretivist research design requires explicit methodological justification, as hypotheses are more commonly associated with positivist and quantitative traditions. Lincoln and Guba (1985, pp. 122–128) introduced the concept of the working hypothesis as part of the naturalistic inquiry paradigm, arguing that the outcomes of qualitative research are best expressed not as generalisable laws but as tentative, context-bound propositions that provide transferable insights while remaining open to revision. Shields, Rangarajan and Casula (2019) develop this concept further, demonstrating that working propositions function as micro-conceptual frameworks that help organise the inquiry and are refined through iterative engagement with the evidence. In this study, the working propositions serve as orienting formulations derived from the preliminary literature review. They structure the analytical inquiry without constraining it. The document analysis is designed to test, refine, and where necessary challenge these propositions through systematic engagement with the primary sources, and the evaluation presented in Section 4.5 reports the outcome of that engagement in terms of refinement and qualification rather than binary confirmation.</w:t>
+        <w:t>The study is guided by a set of working propositions, as articulated in Section 1.5. Using propositions within a qualitative, interpretivist research design requires explicit methodological justification, as hypotheses are more commonly associated with positivist and quantitative traditions. Lincoln and Guba (1985, pp. 122–128) introduced the concept of the working hypothesis as part of the naturalistic inquiry paradigm, arguing that the outcomes of qualitative research are best expressed not as generalisable laws but as tentative, context-bound propositions that provide transferable insights while remaining open to revision. Shields, Rangarajan and Casula (2019) develop this concept further, demonstrating that working propositions function as micro-conceptual frameworks that help organise the inquiry and are refined through iterative engagement with the evidence. In this study, the working propositions serve as orienting formulations derived from the preliminary literature review. They structure the analytical inquiry without constraining it. By design, the document analysis tests and refines, and where necessary challenges, these propositions through systematic engagement with the primary sources, and the evaluation presented in Section 4.5 reports the outcome of that engagement in terms of refinement and qualification rather than binary confirmation.</w:t>
       </w:r>
     </w:p>
     <w:p>
@@ -3683,7 +3675,7 @@
         <w:ind w:firstLine="720"/>
       </w:pPr>
       <w:r>
-        <w:t>The analytical procedure integrates Bowen's (2009) document analysis model with elements of Braun and Clarke's (2006) approach to thematic analysis. Bowen's four-stage process — familiarisation, systematic reading with annotation, cross-document comparison, and interpretive synthesis — provides the overall structure of the analytical workflow. Braun and Clarke's six-phase model complements this by providing a more granular account of how themes are generated from textual data: initial coding of relevant passages, collation of codes into candidate themes, review of themes against the coded extracts and the full data set, and the definition and naming of final themes. The analysis employed a primarily deductive coding approach, applying the thirteen dimensions specified in the structured analysis instrument (reproduced in Appendix C) as the initial coding categories. Within this deductive structure, inductive refinement was permitted where recurring patterns emerged across documents that were not fully anticipated by the initial instrument. Each document in the core corpus was first read in its entirety, then systematically coded against these dimensions. Codes were collated into thematic clusters corresponding to the study's research questions, and these clusters were reviewed iteratively to ensure internal coherence and adequate grounding in the documentary evidence. The resulting thematic structure organises the presentation of findings in Chapter 4.</w:t>
+        <w:t>Procedurally, the analysis integrates Bowen's (2009) document analysis model with elements of Braun and Clarke's (2006) approach to thematic analysis. Bowen's four-stage process (familiarisation, systematic reading with annotation and cross-document comparison, followed by interpretive synthesis) provides the overall structure of the analytical workflow. Braun and Clarke's six-phase model complements this by providing a more granular account of how themes are generated from textual data: initial coding of relevant passages, collation of codes into candidate themes and review of themes against the coded extracts and the full data set, culminating in the definition and naming of final themes. A primarily deductive coding approach was employed, applying the thirteen dimensions specified in the structured analysis instrument (reproduced in Appendix C) as the initial coding categories. Within this deductive structure, inductive refinement was permitted where recurring patterns emerged across documents that were not fully anticipated by the initial instrument. Each document in the core corpus was first read in its entirety, then systematically coded against these dimensions. Codes were collated into thematic clusters corresponding to the study's research questions, and these clusters were reviewed iteratively to ensure internal coherence and adequate grounding in the documentary evidence. The resulting thematic structure organises the presentation of findings in Chapter 4.</w:t>
       </w:r>
     </w:p>
     <w:p>
@@ -3704,7 +3696,7 @@
         <w:jc w:val="both"/>
       </w:pPr>
       <w:r>
-        <w:t>The population of the study consists of all documents relevant to inclusive education policy and practice in Guyana, including: official policy documents produced by the Ministry of Education Guyana; national strategic planning frameworks; legislative instruments relevant to disability and educational rights; institutional reports from schools, SEN departments, and allied organisations; publicly available communications and materials from the Ministry of Education and the Guyana Council of Organisations for Persons with Disabilities; and peer-reviewed scholarly literature on inclusive education, policy implementation, and disability in developing contexts. This population is large and heterogeneous. Not all documents within it are equally relevant to the study's specific research questions, nor are all equally accessible or reliable as sources of evidence. The selection of a manageable and analytically productive sample requires a principled and justified strategy.</w:t>
+        <w:t>For purposes of this study, the population consists of all documents relevant to inclusive education policy and practice in Guyana, including: official policy documents produced by the Ministry of Education Guyana; national strategic planning frameworks; legislative instruments relevant to disability and educational rights; institutional reports from schools, SEN departments, and allied organisations; publicly available communications and materials from the Ministry of Education and the Guyana Council of Organisations for Persons with Disabilities; and peer-reviewed scholarly literature on inclusive education and policy implementation, as well as disability in developing contexts. This population is large and heterogeneous. Not all documents within it are equally relevant to the study's specific research questions, nor are all equally accessible or reliable as sources of evidence. Selecting a manageable and analytically productive sample requires a principled and justified strategy.</w:t>
       </w:r>
     </w:p>
     <w:p>
@@ -3725,18 +3717,17 @@
         <w:jc w:val="both"/>
       </w:pPr>
       <w:r>
-        <w:t>A purposive sampling technique was employed to select the core corpus of documents for analysis. Purposive sampling involves the deliberate selection of cases or documents on the basis of their relevance to the study’s theoretical and empirical concerns, rather than on the basis of random or representative sampling logic (Creswell, 2014). The goal is not statistical representativeness but analytical richness and relevance. The sampling strategy was guided by three criteria: direct relevance to the research questions; provision of insight into either the formal policy position of the Guyanese education system or the scholarly debates necessary for interpreting that position; and preference for primary sources, particularly official policy, legislative, and planning documents produced by or for the Government of Guyana.</w:t>
-      </w:r>
-    </w:p>
-    <w:p>
-      <w:pPr>
-        <w:spacing w:after="200" w:line="360" w:lineRule="auto"/>
-        <w:ind w:firstLine="720"/>
-        <w:jc w:val="both"/>
-      </w:pPr>
-      <w:r>
-        <w:lastRenderedPageBreak/>
-        <w:t>The core corpus is organised in three tiers. The primary object of close textual analysis is the Draft Inclusion Policy for Special Educational Needs (Ministry of Education Guyana, 2010). The national policy and legislative context is established through three further documents: the Education Strategic Plan 2021–2025 (Ministry of Education Guyana, 2021), the Persons with Disabilities Act 2010, and the Education Bill 2014. International normative benchmarks against which the Draft Inclusion Policy is evaluated comprise the UNESCO Salamanca Statement (1994), the United Nations Convention on the Rights of Persons with Disabilities (2006), and General Comment No. 4 on Article 24: Right to Inclusive Education (Committee on the Rights of Persons with Disabilities, 2016). The corpus also draws on institutional and contextual sources, including publicly available materials from the Ministry of Education Guyana and the Guyana Council of Organisations for Persons with Disabilities, and the World Bank’s Disability Inclusion country profile for Guyana (World Bank, 2023). This documentary corpus is supplemented by a purposively selected body of peer-reviewed scholarly literature providing theoretical, empirical, and comparative context. Summary details of all core documents are provided in Appendix B.</w:t>
+        <w:t>A purposive sampling technique was employed to select the core corpus of documents for analysis. Purposive sampling involves the deliberate selection of cases or documents on the basis of their relevance to the study’s theoretical and empirical concerns, rather than on the basis of random or representative sampling logic (Creswell, 2014). Statistical representativeness is not the goal; rather, the aim is analytical richness and relevance. Three criteria guided the sampling strategy: direct relevance to the research questions; provision of insight into either the formal policy position of the Guyanese education system or the scholarly debates necessary for interpreting that position; and preference for primary sources, particularly official policy, legislative, and planning documents produced by or for the Government of Guyana.</w:t>
+      </w:r>
+    </w:p>
+    <w:p>
+      <w:pPr>
+        <w:spacing w:after="200" w:line="360" w:lineRule="auto"/>
+        <w:ind w:firstLine="720"/>
+        <w:jc w:val="both"/>
+      </w:pPr>
+      <w:r>
+        <w:t>Organised in three tiers, the core corpus is structured as follows. The primary object of close textual analysis is the Draft Inclusion Policy for Special Educational Needs (Ministry of Education Guyana, 2010). The national policy and legislative context is established through three further documents: the Education Strategic Plan 2021–2025 (Ministry of Education Guyana, 2021), the Persons with Disabilities Act 2010, and the Education Bill 2014. International normative benchmarks against which the Draft Inclusion Policy is evaluated comprise the UNESCO Salamanca Statement (1994), the United Nations Convention on the Rights of Persons with Disabilities (2006), and General Comment No. 4 on Article 24: Right to Inclusive Education (Committee on the Rights of Persons with Disabilities, 2016). Institutional and contextual sources also feature in the corpus, including publicly available materials from the Ministry of Education Guyana and the Guyana Council of Organisations for Persons with Disabilities, and the World Bank’s Disability Inclusion country profile for Guyana (World Bank, 2023). This documentary corpus is supplemented by a purposively selected body of peer-reviewed scholarly literature providing theoretical and empirical insight, with comparative context. Summary details of all core documents are provided in Appendix B.</w:t>
       </w:r>
     </w:p>
     <w:p>
@@ -3751,7 +3742,7 @@
           <w:sz w:val="24"/>
           <w:szCs w:val="24"/>
         </w:rPr>
-        <w:t xml:space="preserve">Each research question draws on a specific subset of this corpus. Research Question 1 (policy alignment with international frameworks) is addressed primarily through close comparative reading of the Draft Inclusion Policy against the Salamanca Statement, the CRPD, and General Comment No. 4. Research Question 2 (institutional mechanisms and operationalisation) draws on the Draft Inclusion Policy, the Education Strategic Plan 2021–2025, publicly available Ministry of Education materials, and the World Bank country profile to identify evidence of implementation. Research Question 3 (structural factors contributing to the policy-practice gap) requires the broadest engagement with the corpus, integrating evidence from the Draft Inclusion Policy, the Persons with Disabilities Act 2010, the Education Bill 2014, the Education Strategic Plan, and the scholarly literature on Guyanese inclusive education. Research Question 4 (preconditions for strengthening the policy framework) is addressed in Chapter 5 by synthesising the analytical findings from the preceding questions.</w:t>
+        <w:t>Each research question draws on a specific subset of this corpus. Research Question 1 (policy alignment with international frameworks) is addressed primarily through close comparative reading of the Draft Inclusion Policy against the Salamanca Statement, the CRPD, and General Comment No. 4. For Research Question 2 (institutional mechanisms and operationalisation), the analysis draws on the Draft Inclusion Policy, the Education Strategic Plan 2021–2025, publicly available Ministry of Education materials, and the World Bank country profile to identify evidence of implementation. For Research Question 3 (structural factors contributing to the policy-practice gap) requires the broadest engagement with the corpus, integrating evidence from the Draft Inclusion Policy, the Persons with Disabilities Act 2010, the Education Bill 2014, the Education Strategic Plan, and the scholarly literature on Guyanese inclusive education. Research Question 4 (preconditions for strengthening the policy framework) is addressed in Chapter 5 by synthesising the analytical findings from the preceding questions.</w:t>
       </w:r>
     </w:p>
     <w:p>
@@ -3772,17 +3763,17 @@
         <w:jc w:val="both"/>
       </w:pPr>
       <w:r>
-        <w:t>The primary instrument of analysis is a structured document analysis framework developed for this study. The framework was designed to ensure systematic and consistent engagement with all core documents and to maintain alignment between the analysis and the study's research questions. It operationalises the conceptual lens articulated in Chapter 2 by translating its key propositions into specific analytic questions applied to each document. The framework examines each document across thirteen dimensions including: policy purpose and scope; definition and conceptualisation of SEN and disability; inclusive education principles; relationship to international frameworks; implementation mechanisms; roles and responsibilities; teacher preparation and professional development; disability-specific guidance; monitoring and accountability; resource and institutional capacity implications; policy coherence; policy limitations or silences; and implications for reform. The full framework is reproduced in Appendix C.</w:t>
-      </w:r>
-    </w:p>
-    <w:p>
-      <w:pPr>
-        <w:spacing w:after="200" w:line="360" w:lineRule="auto"/>
-        <w:ind w:firstLine="720"/>
-        <w:jc w:val="both"/>
-      </w:pPr>
-      <w:r>
-        <w:t>The analytical process involved four iterative stages described by Bowen (2009). Each document was first read in its entirety to develop familiarity. A systematic reading was then conducted, applying the instrument's categories as organising themes and annotating the text with page references and direct quotations. Emerging themes were compared across documents, and patterns of convergence and divergence were identified. In the final stage, findings were interpreted in relation to the theoretical and empirical literature. The process was designed to ensure that findings in Chapter 4 are explicitly traceable to specific sections of the primary documents — particularly the Draft Inclusion Policy — through quoted extracts with page references. The aim is that the analysis functions as genuine document analysis rather than as inferential commentary on what documents fail to say.</w:t>
+        <w:t>A structured document analysis framework serves as the primary instrument of analysis developed for this study. Designed to ensure systematic and consistent engagement with all core documents and to maintain alignment between the analysis and the study's research questions. It operationalises the conceptual lens articulated in Chapter 2 by translating its key propositions into specific analytic questions applied to each document. Each document is examined across thirteen dimensions including: policy purpose and scope; definition and conceptualisation of SEN and disability; inclusive education principles; relationship to international frameworks; implementation mechanisms; roles and responsibilities; teacher preparation and professional development; disability-specific guidance; monitoring and accountability; resource and institutional capacity implications; policy coherence; policy limitations or silences; and implications for reform. The full framework is reproduced in Appendix C.</w:t>
+      </w:r>
+    </w:p>
+    <w:p>
+      <w:pPr>
+        <w:spacing w:after="200" w:line="360" w:lineRule="auto"/>
+        <w:ind w:firstLine="720"/>
+        <w:jc w:val="both"/>
+      </w:pPr>
+      <w:r>
+        <w:t>Four iterative stages, as described by Bowen (2009), structured the analytical process. Each document was first read in its entirety to develop familiarity. A systematic reading was then conducted, applying the instrument's categories as organising themes and annotating the text with page references and direct quotations. Emerging themes were compared across documents, and patterns of convergence and divergence were identified. In the final stage, findings were interpreted in relation to the theoretical and empirical literature. The process was designed to ensure that findings in Chapter 4 are explicitly traceable to specific sections of the primary documents, particularly the Draft Inclusion Policy, through quoted extracts with page references. In this way, the analysis functions as genuine document analysis rather than as inferential commentary on what documents fail to say.</w:t>
       </w:r>
     </w:p>
     <w:p>
@@ -3866,7 +3857,7 @@
         <w:jc w:val="both"/>
       </w:pPr>
       <w:r>
-        <w:t>The most significant limitation of the document analysis methodology is that it cannot capture the lived experiences of stakeholders within the inclusive education system (Bowen, 2009). The views, experiences, and professional judgments of teachers, SEN officers, school administrators, parents, and learners with disabilities are central to understanding how inclusive education policy is enacted in practice. A further limitation concerns the completeness of the documentary record: publicly available documentation on inclusive education in Guyana is relatively limited, and some institutional initiatives, internal guidelines, or recent administrative developments may not be fully captured in publicly available documentation. Importantly, documentary absence should not automatically be interpreted as institutional absence; the absence of documented evidence of a programme does not necessarily mean that the programme does not exist. Document analysis also cannot fully account for the informal, relational, and culturally embedded dimensions of inclusive education practice, or for the degree to which the policy's international technical assistance origins may have produced an instrument ill-fitted to local conditions (Walton, 2018). These limitations are acknowledged explicitly wherever they bear on the interpretation of specific findings in Chapter 4.</w:t>
+        <w:t>The most significant limitation of the document analysis methodology is that it cannot capture the lived experiences of stakeholders within the inclusive education system (Bowen, 2009). The views and experiences, as well as the professional judgements, of teachers, SEN officers and school administrators, together with parents and learners with disabilities are central to understanding how inclusive education policy is enacted in practice. A further limitation concerns the completeness of the documentary record: publicly available documentation on inclusive education in Guyana is relatively limited, and some institutional initiatives or internal guidelines, as well as recent administrative developments that may not be fully captured in publicly available documentation. Importantly, documentary absence should not automatically be interpreted as institutional absence; the absence of documented evidence of a programme does not necessarily mean that the programme does not exist. Document analysis also cannot fully account for the informal and relational dimensions, as well as the culturally embedded aspects, of inclusive education practice, or for the degree to which the policy's international technical assistance origins may have produced an instrument ill-fitted to local conditions (Walton, 2018). These limitations are acknowledged explicitly wherever they bear on the interpretation of specific findings in Chapter 4.</w:t>
       </w:r>
     </w:p>
     <w:p>
@@ -5002,7 +4993,7 @@
         <w:jc w:val="both"/>
       </w:pPr>
       <w:r>
-        <w:t>At the level of values and rights-based commitment, alignment between the Draft Inclusion Policy and both international frameworks is substantial. The policy declares that all children in Guyana are to be in full-time education (Ministry of Education Guyana, 2010, p. 14), a statement that directly mirrors the Salamanca Statement's articulation of the right to education. By referencing the Persons with Disabilities Bill 2009, it frames inclusive education in rights-based terms (Ministry of Education Guyana, 2010, p. 10). This gestures toward a legal entitlement structure; the relationship between the Bill, the subsequently enacted Persons with Disabilities Act 2010, and the still-unadopted Draft Policy is examined more fully in Section 4.4.</w:t>
+        <w:t>At the level of values and rights-based commitment, alignment between the Draft Inclusion Policy and both international frameworks is substantial. Under its guiding principles, the policy declares that all children in Guyana are to be in full-time education (Ministry of Education Guyana, 2010, p. 14), a statement that directly mirrors the Salamanca Statement's articulation of the right to education. By referencing the Persons with Disabilities Bill 2009, it frames inclusive education in rights-based terms (Ministry of Education Guyana, 2010, p. 10). This gestures toward a legal entitlement structure; the relationship between the Bill, the subsequently enacted Persons with Disabilities Act 2010, and the still-unadopted Draft Policy is examined more fully in Section 4.4.</w:t>
       </w:r>
     </w:p>
     <w:p>
@@ -5022,17 +5013,17 @@
         <w:jc w:val="both"/>
       </w:pPr>
       <w:r>
-        <w:t>On the question of mainstream schooling, the policy reflects an earlier conception of the inclusion–specialist continuum. Under the Salamanca Statement’s graduated model, mainstream schools serve as the default setting, though some learners may need intensive support elsewhere (UNESCO, 1994). The Draft Inclusion Policy replicates this arrangement: children should attend local mainstream schools wherever possible, with specialist settings retained for assessed cases (Ministry of Education Guyana, 2010, p. 32). By the standards of 1994, that represents appropriate alignment. General Comment No. 4, however, has since clarified that maintaining parallel mainstream and segregated systems is incompatible with the right to inclusive education (Committee on the Rights of Persons with Disabilities, 2016, para. 40). Assessed against the contemporary standard, the policy’s dual-system model belongs to the era in which it was drafted.</w:t>
-      </w:r>
-    </w:p>
-    <w:p>
-      <w:pPr>
-        <w:spacing w:after="200" w:line="360" w:lineRule="auto"/>
-        <w:ind w:firstLine="720"/>
-        <w:jc w:val="both"/>
-      </w:pPr>
-      <w:r>
-        <w:t>Teacher preparation and individual education planning provisions are structurally present in the policy but operationally underdeveloped. Thirteen training provisions appear across the Training Issues section (Ministry of Education Guyana, 2010, pp. 22–24), and the policy clearly states that every student with a special need must have an IEP (Ministry of Education Guyana, 2010, p. 24). Neither provision, however, specifies the competencies that constitute adequate preparation for inclusive teaching. The content of an IEP, the process governing its development and review, and the standards against which training quality might be measured all remain undefined. General Comment No. 4 requires teacher training to cover disability awareness, appropriate pedagogical methods, and augmentative and alternative communication (Committee on the Rights of Persons with Disabilities, 2016, para. 69); the policy’s training provisions, though wide in scope, do not meet this standard.</w:t>
+        <w:t>On the question of mainstream schooling, the policy reflects an earlier conception of the inclusion–specialist continuum. Under the Salamanca Statement’s graduated model, mainstream schools serve as the default setting, though some learners may need intensive support elsewhere (UNESCO, 1994). In replicating this arrangement, the Draft Inclusion Policy specifies that children should attend local mainstream schools wherever possible, with specialist settings retained for assessed cases (Ministry of Education Guyana, 2010, p. 32). By the standards of 1994, that represents appropriate alignment. General Comment No. 4, however, has since clarified that maintaining parallel mainstream and segregated systems is incompatible with the right to inclusive education (Committee on the Rights of Persons with Disabilities, 2016, para. 40). Assessed against the contemporary standard, the policy’s dual-system model belongs to the era in which it was drafted.</w:t>
+      </w:r>
+    </w:p>
+    <w:p>
+      <w:pPr>
+        <w:spacing w:after="200" w:line="360" w:lineRule="auto"/>
+        <w:ind w:firstLine="720"/>
+        <w:jc w:val="both"/>
+      </w:pPr>
+      <w:r>
+        <w:t>Teacher preparation and individual education planning provisions are structurally present in the policy but operationally underdeveloped. Thirteen training provisions appear across the Training Issues section (Ministry of Education Guyana, 2010, pp. 22–24), and the policy clearly states that every student with a special need must have an IEP (Ministry of Education Guyana, 2010, p. 24). Neither provision, however, specifies the competencies that constitute adequate preparation for inclusive teaching. What an IEP should contain, the process governing its development and review, and the standards against which training quality might be measured all remain undefined. General Comment No. 4 requires teacher training to cover disability awareness, appropriate pedagogical methods, and augmentative and alternative communication (Committee on the Rights of Persons with Disabilities, 2016, para. 69); the policy’s training provisions, though wide in scope, do not meet this standard.</w:t>
       </w:r>
     </w:p>
     <w:p>
@@ -5052,7 +5043,7 @@
         <w:jc w:val="both"/>
       </w:pPr>
       <w:r>
-        <w:t>The answer to Research Question 1 is therefore qualified. At the level of values and rights-based commitment, the Draft Inclusion Policy reflects the principles of international frameworks. At the level of institutional design, that reflection is partial. At the level of operational concepts — reasonable accommodation, Universal Design for Learning — it is absent entirely. Working Proposition 1 is complicated rather than confirmed: the degree of alignment depends on which normative benchmark is applied and whether the assessment concerns principle or operational specificity.</w:t>
+        <w:t>The answer to Research Question 1 is therefore qualified. At the level of values and rights-based commitment, the Draft Inclusion Policy reflects the principles of international frameworks. Institutional design reflects this commitment only partially. At the level of operational concepts (reasonable accommodation, Universal Design for Learning) it is absent entirely. Working Proposition 1 is complicated rather than confirmed: the degree of alignment depends on which normative benchmark is applied and whether the assessment concerns principle or operational specificity.</w:t>
       </w:r>
     </w:p>
     <w:p>
@@ -5086,7 +5077,7 @@
         <w:jc w:val="both"/>
       </w:pPr>
       <w:r>
-        <w:t>The Draft Inclusion Policy specifies an unusually detailed set of institutional mechanisms across five domains: governance coordination, teacher preparation, assessment and individual planning, specialised provision, and multi-sector collaboration. Table 4.02 maps these against the available documentary evidence of their implementation.</w:t>
+        <w:t>The Draft Inclusion Policy specifies an unusually detailed set of institutional mechanisms across five domains: governance coordination, teacher preparation, assessment and individual planning alongside specialised provision, as well as multi-sector collaboration. Table 4.02 maps these against the available documentary evidence of their implementation.</w:t>
       </w:r>
     </w:p>
     <w:p>
@@ -6069,37 +6060,37 @@
         <w:jc w:val="both"/>
       </w:pPr>
       <w:r>
-        <w:t>What emerges is a pattern of selective and uneven implementation. Mechanisms closest to classroom practice — teacher preparation, specialist provision, and some regional coordination — show evidence of partial enactment. Those that depend on centralised institutional authority — systematic school-level coordination, multi-sector collaboration, and monitoring — show no documented evidence of implementation within the publicly available corpus reviewed for this study.</w:t>
-      </w:r>
-    </w:p>
-    <w:p>
-      <w:pPr>
-        <w:spacing w:after="200" w:line="360" w:lineRule="auto"/>
-        <w:ind w:firstLine="720"/>
-        <w:jc w:val="both"/>
-      </w:pPr>
-      <w:r>
-        <w:t>Recent developments complicate any straightforward reading of this pattern. In October 2024, fifty-one teachers graduated with SEND qualifications; by January 2025, the CPCE SEND programme had been formally launched; and by the time of writing, thirty dedicated SEND spaces had been established across nine of Guyana's ten administrative regions (Department of Public Information Guyana, 2024; 2025). None of this was anticipated in the original working propositions. The inclusive education system is not static; it is in active, if uncoordinated, transition.</w:t>
-      </w:r>
-    </w:p>
-    <w:p>
-      <w:pPr>
-        <w:spacing w:after="200" w:line="360" w:lineRule="auto"/>
-        <w:ind w:firstLine="720"/>
-        <w:jc w:val="both"/>
-      </w:pPr>
-      <w:r>
-        <w:t>Lipsky’s (2010) concept of street-level bureaucracy offers an explanatory framework for this pattern. In contexts where formal policy has not been adopted, frontline workers become the de facto policymakers through their daily discretionary decisions. The 51 CPCE graduates and the regional SEN officers are precisely the kind of street-level bureaucrats Lipsky describes: professionals exercising judgement in the absence of centralised direction, developing localised responses that collectively constitute the actual policy experienced by learners. This explains both why implementation is occurring despite the policy’s draft status and why that implementation is uneven. Without a formalised policy instrument to coordinate their efforts, these frontline practitioners operate within their own institutional contexts, producing the fragmentation the policy itself acknowledged when it observed that “much of the good work is done in isolation” (Ministry of Education Guyana, 2010, p. 13).</w:t>
-      </w:r>
-    </w:p>
-    <w:p>
-      <w:pPr>
-        <w:spacing w:after="200" w:line="360" w:lineRule="auto"/>
-        <w:ind w:firstLine="720"/>
-        <w:jc w:val="both"/>
-      </w:pPr>
-      <w:r>
-        <w:t>The answer to Research Question 2 is more complex than Working Proposition 2 anticipated. Institutional mechanisms exist, and several have been partially enacted — in some cases more substantially than the draft status of the policy would predict. Yet mechanisms requiring centralised coordination, systematic data collection, and formal institutional authority remain largely unrealised. The result is bottom-up, practitioner-driven progress coexisting with top-down institutional stasis.</w:t>
+        <w:t>What emerges is a pattern of selective and uneven implementation. Mechanisms closest to classroom practice (teacher preparation, specialist provision, and some regional coordination) show evidence of partial enactment. Those that depend on centralised institutional authority (systematic school-level coordination and multi-sector collaboration, together with monitoring) show no documented evidence of implementation within the publicly available corpus reviewed for this study.</w:t>
+      </w:r>
+    </w:p>
+    <w:p>
+      <w:pPr>
+        <w:spacing w:after="200" w:line="360" w:lineRule="auto"/>
+        <w:ind w:firstLine="720"/>
+        <w:jc w:val="both"/>
+      </w:pPr>
+      <w:r>
+        <w:t>Recent developments complicate any straightforward reading of this pattern. In October 2024, fifty-one teachers graduated with SEND qualifications; by January 2025, the CPCE SEND programme had been formally launched; and by the time of writing, thirty dedicated SEND spaces had been established across nine of Guyana's ten administrative regions (Department of Public Information Guyana, 2024; 2025). None of this was anticipated in the original working propositions. Significantly, the inclusive education system is not static; it is in active, if uncoordinated, transition.</w:t>
+      </w:r>
+    </w:p>
+    <w:p>
+      <w:pPr>
+        <w:spacing w:after="200" w:line="360" w:lineRule="auto"/>
+        <w:ind w:firstLine="720"/>
+        <w:jc w:val="both"/>
+      </w:pPr>
+      <w:r>
+        <w:t>Lipsky’s (2010) concept of street-level bureaucracy offers an explanatory framework for this pattern. In contexts where formal policy has not been adopted, frontline workers become the de facto policymakers through their daily discretionary decisions. Lipsky's (2010) framework suggests that the 51 CPCE graduates and the regional SEN officers are precisely the kind of street-level bureaucrats Lipsky describes: professionals exercising judgement in the absence of centralised direction, developing localised responses that collectively constitute the actual policy experienced by learners. This explains both why implementation is occurring despite the policy’s draft status and why that implementation is uneven. Without a formalised policy instrument to coordinate their efforts, these frontline practitioners operate within their own institutional contexts, producing the fragmentation the policy itself acknowledged when it observed that “much of the good work is done in isolation” (Ministry of Education Guyana, 2010, p. 13).</w:t>
+      </w:r>
+    </w:p>
+    <w:p>
+      <w:pPr>
+        <w:spacing w:after="200" w:line="360" w:lineRule="auto"/>
+        <w:ind w:firstLine="720"/>
+        <w:jc w:val="both"/>
+      </w:pPr>
+      <w:r>
+        <w:t>The answer to Research Question 2 is more complex than Working Proposition 2 anticipated. Institutional mechanisms exist, and several have been partially enacted, in some cases more substantially than the draft status of the policy would predict. Yet mechanisms requiring centralised coordination, systematic data collection, and formal institutional authority remain largely unrealised. Bottom-up, practitioner-driven progress thus coexists with top-down institutional stasis.</w:t>
       </w:r>
     </w:p>
     <w:p>
@@ -6238,27 +6229,27 @@
         <w:jc w:val="both"/>
       </w:pPr>
       <w:r>
-        <w:t>The third structural factor concerns teacher preparation. The policy specifies thirteen training provisions across its Training Issues section (Ministry of Education Guyana, 2010, pp. 22–24), but none define content standards, competency thresholds, or evaluation mechanisms. Without these specifications, the quality of professional development remains a matter of institutional discretion rather than systemic assurance.</w:t>
-      </w:r>
-    </w:p>
-    <w:p>
-      <w:pPr>
-        <w:spacing w:after="200" w:line="360" w:lineRule="auto"/>
-        <w:ind w:firstLine="720"/>
-        <w:jc w:val="both"/>
-      </w:pPr>
-      <w:r>
-        <w:t>The trajectory of teacher preparation in Guyana illustrates, in compressed form, the broader pattern identified here. Ajodhia-Andrews and Frankel (2010) report that the CPCE introduced a compulsory special education module for all pre-service teachers as early as 2004 — four years before the Draft Inclusion Policy was produced. Yet Cheong et al. (2019) found that none of the eleven special schools had teachers trained in special education and that no programme existed at CPCE for teachers to specialise in the field. A compulsory module had existed for over a decade without producing specialist classroom capacity. The dynamic at the system level is consistent: individual initiatives, however well-intentioned, do not consolidate into sustained institutional capability without the coordinating authority of a formalised policy.</w:t>
-      </w:r>
-    </w:p>
-    <w:p>
-      <w:pPr>
-        <w:spacing w:after="200" w:line="360" w:lineRule="auto"/>
-        <w:ind w:firstLine="720"/>
-        <w:jc w:val="both"/>
-      </w:pPr>
-      <w:r>
-        <w:t>Recent developments suggest this pattern may be shifting. Fifty-one teachers graduated with SEND qualifications in October 2024; the CPCE SEND programme was formally launched in January 2025; and thirty dedicated SEND spaces were established across nine regions (Department of Public Information Guyana, 2024; 2025). The scale of institutional commitment represented here is qualitatively different from anything the documentary record previously showed. Whether this momentum proves more durable than the 2004 module remains to be seen. The structural limitation persists: training occurs without nationally defined competency standards against which its adequacy can be measured, and the system has no mechanism to assess whether these graduates possess the skills to support learners across the range of disabilities encountered in Guyanese schools. Avramidis and Norwich (2002) found that the quality and specificity of professional preparation is among the strongest predictors of effective inclusive practice; in the absence of defined standards, quality remains assumed rather than assured.</w:t>
+        <w:t>Teacher preparation constitutes the third structural factor. Across its Training Issues section, the policy specifies thirteen training provisions (Ministry of Education Guyana, 2010, pp. 22–24), but none define content standards, competency thresholds, or evaluation mechanisms. Without these specifications, the quality of professional development remains a matter of institutional discretion rather than systemic assurance.</w:t>
+      </w:r>
+    </w:p>
+    <w:p>
+      <w:pPr>
+        <w:spacing w:after="200" w:line="360" w:lineRule="auto"/>
+        <w:ind w:firstLine="720"/>
+        <w:jc w:val="both"/>
+      </w:pPr>
+      <w:r>
+        <w:t>The trajectory of teacher preparation in Guyana illustrates, in compressed form, the broader pattern identified here. Ajodhia-Andrews and Frankel (2010) report that the CPCE introduced a compulsory special education module for all pre-service teachers as early as 2004, four years before the Draft Inclusion Policy was produced. Yet Cheong et al. (2019) found that none of the eleven special schools had teachers trained in special education and that no programme existed at CPCE for teachers to specialise in the field. A compulsory module had existed for over a decade without producing specialist classroom capacity. At the system level, the dynamic is consistent: individual initiatives, however well-intentioned, do not consolidate into sustained institutional capability without the coordinating authority of a formalised policy.</w:t>
+      </w:r>
+    </w:p>
+    <w:p>
+      <w:pPr>
+        <w:spacing w:after="200" w:line="360" w:lineRule="auto"/>
+        <w:ind w:firstLine="720"/>
+        <w:jc w:val="both"/>
+      </w:pPr>
+      <w:r>
+        <w:t>Recent developments suggest this pattern may be shifting. Fifty-one teachers graduated with SEND qualifications in October 2024; the CPCE SEND programme was formally launched in January 2025; and thirty dedicated SEND spaces were established across nine regions (Department of Public Information Guyana, 2024; 2025). The scale of institutional commitment represented here is qualitatively different from anything the documentary record previously showed. Whether this momentum proves more durable than the 2004 module remains to be seen. A structural limitation persists: training occurs without nationally defined competency standards against which its adequacy can be measured, and the system has no mechanism to assess whether these graduates possess the skills to support learners across the range of disabilities encountered in Guyanese schools. Avramidis and Norwich (2002) found that the quality and specificity of professional preparation is among the strongest predictors of effective inclusive practice; in the absence of defined standards, quality remains assumed rather than assured.</w:t>
       </w:r>
     </w:p>
     <w:p>
@@ -6279,7 +6270,7 @@
         <w:jc w:val="both"/>
       </w:pPr>
       <w:r>
-        <w:t>The fourth structural factor is the absence of a functioning monitoring framework. The policy specifies that the Ministry should develop a monitoring system with “clear targets in terms of dates and achievements” and that goals should be “reviewed every six months” (Ministry of Education Guyana, 2010, p. 20). These provisions demonstrate awareness of the need for systematic accountability. What the policy does not specify is what indicators would measure progress, what data collection systems would generate those indicators, or what institutional body would be responsible for conducting and publishing reviews. Abdul-Hamid (2014) argues that effective education monitoring requires a functioning Education Management Information System capable of collecting, analysing, and reporting disaggregated data on learner enrolment, participation, and outcomes. No documentary evidence was identified in the corpus to suggest that such a system is in operation for SEND provision in Guyana. Without it, the policy-practice gap cannot be reliably measured, attributed, or corrected.</w:t>
+        <w:t>The fourth structural factor is the absence of a functioning monitoring framework. The policy specifies that the Ministry should develop a monitoring system with “clear targets in terms of dates and achievements” and that goals should be “reviewed every six months” (Ministry of Education Guyana, 2010, p. 20). These provisions demonstrate awareness of the need for systematic accountability. What the policy does not specify is what indicators would measure progress, what data collection systems would generate those indicators, or what institutional body would be responsible for conducting and publishing reviews. Abdul-Hamid (2014) argues that effective education monitoring requires a functioning Education Management Information System capable of collecting and analysing disaggregated data, then reporting it on learner enrolment, participation, and outcomes. No documentary evidence was identified in the corpus to suggest that such a system is in operation for SEND provision in Guyana. Without it, the policy-practice gap cannot be reliably measured or attributed, let alone corrected.</w:t>
       </w:r>
     </w:p>
     <w:p>
@@ -6300,27 +6291,27 @@
         <w:jc w:val="both"/>
       </w:pPr>
       <w:r>
-        <w:t>The fifth structural factor is the incoherence between the Education Strategic Plan 2021–2025 and the unresolved Draft Policy. The strategic plan positions inclusive education as a national priority (Ministry of Education Guyana, 2021), but it does so without the finalised operational policy that would coordinate implementation across regions, schools, and training institutions. Strategic ambition has advanced beyond the policy infrastructure required to give it effect.</w:t>
-      </w:r>
-    </w:p>
-    <w:p>
-      <w:pPr>
-        <w:spacing w:after="200" w:line="360" w:lineRule="auto"/>
-        <w:ind w:firstLine="720"/>
-        <w:jc w:val="both"/>
-      </w:pPr>
-      <w:r>
-        <w:t>Matland’s (1995) ambiguity-conflict model provides a framework for understanding the resulting implementation dynamics. The Draft Inclusion Policy is a case of high ambiguity and low conflict: the goals of inclusive education are broadly supported, but the means of achieving them are underspecified. Under these conditions, Matland predicts “experimental implementation”: localised, context-dependent responses shaped by the resources and dispositions of individual actors rather than by centralised direction. This is precisely the pattern the documentary evidence reveals: the 30 SEND spaces distributed unevenly across nine regions, the CPCE programme emerging from institutional initiative rather than policy mandate, the SEN officers operating within their own regional contexts without a coordinating framework. The result is not the absence of implementation but the absence of coordinated implementation. The pattern may also reflect a deeper challenge: a policy framework authored through international technical assistance and grounded in Global North conceptions of inclusion may lack the institutional rootedness necessary to compel local adoption, a concern the postcolonial literature identifies as recurring in Caribbean education reform (Brissett, 2019; Walton, 2018).</w:t>
-      </w:r>
-    </w:p>
-    <w:p>
-      <w:pPr>
-        <w:spacing w:after="200" w:line="360" w:lineRule="auto"/>
-        <w:ind w:firstLine="720"/>
-        <w:jc w:val="both"/>
-      </w:pPr>
-      <w:r>
-        <w:t>Taken together, these five factors — the unadopted policy status, the gap between policy language and operational guidance, the limitations of professional development, the absence of monitoring systems, and governance incoherence — interact to produce selective and uneven progress rather than simple implementation failure. Recent developments in teacher preparation and SEND provision show that the system is not static. The constraints identified here, however, mean that progress is occurring through practitioner initiative at the frontline rather than through nationally directed reform, producing dispersed gains without systemic consolidation.</w:t>
+        <w:t>The fifth structural factor is the incoherence between the Education Strategic Plan 2021–2025 and the unresolved Draft Policy. Inclusive education is positioned as a national priority in the strategic plan (Ministry of Education Guyana, 2021), but it does so without the finalised operational policy that would coordinate implementation across regions, schools, and training institutions. Strategic ambition has advanced beyond the policy infrastructure required to give it effect.</w:t>
+      </w:r>
+    </w:p>
+    <w:p>
+      <w:pPr>
+        <w:spacing w:after="200" w:line="360" w:lineRule="auto"/>
+        <w:ind w:firstLine="720"/>
+        <w:jc w:val="both"/>
+      </w:pPr>
+      <w:r>
+        <w:t>Matland’s (1995) ambiguity-conflict model provides a framework for understanding the resulting implementation dynamics. In Matland's (1995) terms, the Draft Inclusion Policy is a case of high ambiguity and low conflict: the goals of inclusive education are broadly supported, but the means of achieving them are underspecified. Under these conditions, Matland predicts “experimental implementation”: localised, context-dependent responses shaped by the resources and dispositions of individual actors rather than by centralised direction. This is precisely the pattern the documentary evidence reveals: the 30 SEND spaces distributed unevenly across nine regions, the CPCE programme emerging from institutional initiative rather than policy mandate, the SEN officers operating within their own regional contexts without a coordinating framework. What results is not the absence of implementation but the absence of coordinated implementation. A deeper challenge may also be at work: a policy framework authored through international technical assistance and grounded in Global North conceptions of inclusion may lack the institutional rootedness necessary to compel local adoption, a concern the postcolonial literature identifies as recurring in Caribbean education reform (Brissett, 2019; Walton, 2018).</w:t>
+      </w:r>
+    </w:p>
+    <w:p>
+      <w:pPr>
+        <w:spacing w:after="200" w:line="360" w:lineRule="auto"/>
+        <w:ind w:firstLine="720"/>
+        <w:jc w:val="both"/>
+      </w:pPr>
+      <w:r>
+        <w:t>Taken together, these five factors (the unadopted policy status, the gap between policy language and operational guidance, the limitations of professional development, the absence of monitoring systems, and governance incoherence) interact to produce selective and uneven progress rather than simple implementation failure. Recent developments in teacher preparation and SEND provision show that the system is not static. The constraints identified here, however, mean that progress is occurring through practitioner initiative at the frontline rather than through nationally directed reform, producing dispersed gains without systemic consolidation.</w:t>
       </w:r>
     </w:p>
     <w:p>
@@ -6341,7 +6332,7 @@
         <w:jc w:val="both"/>
       </w:pPr>
       <w:r>
-        <w:t>Consistent with the qualitative methodology of this study (Lincoln and Guba, 1985; Shields, Rangarajan and Casula, 2019), the evaluation below reports how the documentary evidence supported, refined, or complicated each proposition rather than assigning categorical verdicts.</w:t>
+        <w:t>Consistent with the qualitative methodology of this study (Lincoln and Guba, 1985; Shields, Rangarajan and Casula, 2019), the evaluation below reports how the documentary evidence supported and refined each proposition rather than assigning categorical verdicts.</w:t>
       </w:r>
     </w:p>
     <w:p>
@@ -6355,7 +6346,7 @@
           <w:b/>
           <w:bCs/>
         </w:rPr>
-        <w:t>Central Working Proposition: supported in its core claim but requiring recharacterisation. The proposition held that the Draft Inclusion Policy's conceptual alignment with international norms coexists with significant systemic limitations arising from its unadopted status, organisational capacity constraints, and the absence of disability-specific operational guidance. The evidence supports this core claim, but two dimensions require recharacterisation. The alignment finding is more qualified than the proposition anticipated: alignment is strong at the level of values and rights-based commitment, weakens at the level of governance design, and is absent at the level of operational concepts central to contemporary international standards (Section 4.2). Equally, the policy-practice gap is better characterised as selective and uneven embedding than as persistent failure. Recent developments in teacher preparation and SEND provision show the system in active, if piecemeal, transition; the gap is narrowing in areas driven by frontline practitioners while persisting in areas that require nationally coordinated authority.</w:t>
+        <w:t>Central Working Proposition: supported in its core claim but requiring recharacterisation. Originally, the proposition held that the Draft Inclusion Policy's conceptual alignment with international norms coexists with significant systemic limitations arising from its unadopted status, organisational capacity constraints, and the absence of disability-specific operational guidance. Evidence supports this core claim, but two dimensions require recharacterisation. Alignment proves more qualified than the proposition anticipated: alignment is strong at the level of values and rights-based commitment, weakens at the level of governance design, and is absent at the level of operational concepts central to contemporary international standards (Section 4.2). Equally, the policy-practice gap is better characterised as selective and uneven embedding than as persistent failure. Recent developments in teacher preparation and SEND provision show the system in active, if piecemeal, transition; the gap is narrowing in areas driven by frontline practitioners while persisting in areas that require nationally coordinated authority.</w:t>
       </w:r>
       <w:r/>
     </w:p>
@@ -6370,7 +6361,7 @@
           <w:b/>
           <w:bCs/>
         </w:rPr>
-        <w:t>Working Proposition 1: supported but requiring reframing. The proposition held that the policy reflects core values of international frameworks but does not fully incorporate their operational requirements. The evidence confirms this, yet the alignment question proves more complex than the proposition anticipated. Assessed against the Salamanca Statement (1994), the policy's alignment is substantial; assessed against General Comment No. 4 (2016) and the UNESCO Global Education Monitoring Report (2020), significant operational gaps emerge — particularly the absence of reasonable accommodation and Universal Design for Learning. The proposition requires reframing: rather than a fixed judgement of partial alignment, the finding is that the policy's alignment reflects the normative standards of the era in which it was drafted and has not been updated to incorporate the requirements that have since become central to international inclusive education standards.</w:t>
+        <w:t>Working Proposition 1: supported but requiring reframing. The proposition held that the policy reflects core values of international frameworks but does not fully incorporate their operational requirements. Evidence confirms this, yet the alignment question proves more complex than the proposition anticipated. Assessed against the Salamanca Statement (1994), the policy's alignment is substantial; assessed against General Comment No. 4 (2016) and the UNESCO Global Education Monitoring Report (2020), significant operational gaps emerge, particularly the absence of reasonable accommodation and Universal Design for Learning. Reframing is needed: rather than a fixed judgement of partial alignment, the finding is that the policy's alignment reflects the normative standards of the era in which it was drafted and has not been updated to incorporate the requirements that have since become central to international inclusive education standards.</w:t>
       </w:r>
       <w:r/>
     </w:p>
@@ -6388,9 +6379,7 @@
         <w:t xml:space="preserve">Working Proposition 2: substantially supported with significant qualifications. </w:t>
       </w:r>
       <w:r>
-        <w:t xml:space="preserve">This proposition held that institutional mechanisms are present but insufficiently resourced, inconsistently distributed, and inadequately monitored. The evidence substantially supports this characterisation, but with two qualifications. First, the degree of operationalisation is greater than the proposition anticipated, particularly in teacher preparation: the graduation of 51 teachers with SEND qualifications (October 2024), the launch of the CPCE SEND programme (January 2025), and the establishment of 30 SEND spaces across nine regions (reported 2025) represent concrete institutional progress (Department of Public Information Guyana, 2024; 2025). Second, Lipsky’s (2010) framework reveals that the implementation pattern is not simply a deficit to be corrected but a predictable consequence of absent centralised policy: frontline practitioners have become the de facto policymakers, producing localised progress that is real but fragmented. The proposition’s characterisation of mechanisms as “inadequately monitored” is fully confirmed: no </w:t>
-        <w:lastRenderedPageBreak/>
-        <w:t>documentary evidence was identified in the corpus of systematic monitoring, indicator development, or accountability reporting for SEND provision.</w:t>
+        <w:t>This proposition held that institutional mechanisms are present but insufficiently resourced, inconsistently distributed, and inadequately monitored. Substantial evidence supports this characterisation, but with two qualifications. First, the degree of operationalisation is greater than the proposition anticipated, particularly in teacher preparation: the graduation of 51 teachers with SEND qualifications (October 2024), the launch of the CPCE SEND programme (January 2025), and the establishment of 30 SEND spaces across nine regions (reported 2025) represent concrete institutional progress (Department of Public Information Guyana, 2024; 2025). Second, Lipsky’s (2010) framework reveals that the implementation pattern is not simply a deficit to be corrected but a predictable consequence of absent centralised policy: frontline practitioners have become the de facto policymakers, producing localised progress that is real but fragmented. The proposition’s characterisation of mechanisms as “inadequately monitored” is fully confirmed: no documentary evidence was identified in the corpus of systematic monitoring and indicator development, alongside accountability reporting for SEND provision.</w:t>
       </w:r>
     </w:p>
     <w:p>
@@ -6404,10 +6393,10 @@
           <w:b/>
           <w:bCs/>
         </w:rPr>
-        <w:t xml:space="preserve">Working Proposition 3: supported and extended. </w:t>
-      </w:r>
-      <w:r>
-        <w:t>This proposition identified four systemic constraints: the unadopted policy status, the absence of disability-specific frameworks, insufficiency of sustained professional development, and lack of monitoring and accountability. The evidence supports all four, but the analysis extends the proposition in three respects. First, a fifth structural factor was identified: governance incoherence between the Education Strategic Plan 2021–2025 and the Draft Policy (Section 4.4.5). Second, the relationship between enacted legislation (Persons with Disabilities Act 2010) and unadopted policy complicates the “draft status” factor: the structural constraint is not the absence of legal authority but the absence of the operational bridge between legislation and classroom practice. Third, Lashley’s (2024) ethnographic evidence reveals that the gap between policy language and practice is not only an operational deficit but a conceptual one: the system operates on medical model assumptions despite social model policy language. These extensions do not contradict the original proposition but deepen and complicate it.</w:t>
+        <w:t xml:space="preserve">Proposition 3: supported and extended. </w:t>
+      </w:r>
+      <w:r>
+        <w:t>This proposition identified four systemic constraints: the unadopted policy status, the absence of disability-specific frameworks, insufficiency of sustained professional development, and lack of monitoring and accountability. All four elements are supported by the evidence, but the analysis extends the proposition in three respects. First, a fifth structural factor was identified: governance incoherence between the Education Strategic Plan 2021–2025 and the Draft Policy (Section 4.4.5). Second, the relationship between enacted legislation (Persons with Disabilities Act 2010) and unadopted policy complicates the “draft status” factor: the structural constraint is not the absence of legal authority but the absence of the operational bridge between legislation and classroom practice. Third, Lashley’s (2024) ethnographic evidence reveals that the gap between policy language and practice is not only an operational deficit but a conceptual one: the system operates on medical model assumptions despite social model policy language. These extensions do not contradict the original proposition but deepen and complicate it.</w:t>
       </w:r>
     </w:p>
     <w:p>
@@ -6428,7 +6417,7 @@
         <w:jc w:val="both"/>
       </w:pPr>
       <w:r>
-        <w:t>Inclusive education in Guyana emerges from this analysis as a system in selective, uneven transition rather than one defined by simple policy failure. The Draft Inclusion Policy shows substantial alignment with international norms at the level of values and rights-based commitment; that alignment weakens at the level of operational specificity and does not extend to the contemporary requirements of General Comment No. 4 and the UNESCO Global Education Monitoring Report. Governance arrangements exist, and several have been given practical effect — in some cases more substantially than the policy's unadopted status would predict — but those dependent on nationally directed coordination and formal authority remain largely unrealised. Five systemic factors interact to produce this pattern: the unadopted status alongside binding but operationally unguided legislation; the gap between social model language and both operational specificity and medical model classroom practice; limitations in professional development despite recent momentum; the absence of monitoring and accountability systems; and governance incoherence between strategic ambition and operational capacity. The overall picture is of a system driven by practitioner initiative from below rather than coordinated reform from above. The refined working propositions and their implications are taken up in Chapter 5.</w:t>
+        <w:t>Inclusive education in Guyana emerges from this analysis as a system in selective, uneven transition rather than one defined by simple policy failure. The Draft Inclusion Policy shows substantial alignment with international norms at the level of values and rights-based commitment; that alignment weakens at the level of operational specificity and does not extend to the contemporary requirements of General Comment No. 4 and the UNESCO Global Education Monitoring Report. Governance arrangements exist, and several have been given practical effect, in some cases more substantially than the policy's unadopted status would predict, but those dependent on nationally directed coordination and formal authority remain largely unrealised. Five systemic factors interact to produce this pattern: the unadopted status alongside binding but operationally unguided legislation; the gap between social model language and both operational specificity and medical model classroom practice; limitations in professional development despite recent momentum; the absence of monitoring and accountability systems; and governance incoherence between strategic ambition and operational capacity. The overall picture is of a system driven by practitioner initiative from below rather than coordinated reform from above. Chapter 5 takes up the refined working propositions and their implications.</w:t>
       </w:r>
     </w:p>
     <w:p>
@@ -6484,27 +6473,27 @@
         <w:jc w:val="both"/>
       </w:pPr>
       <w:r>
-        <w:t>This dissertation conducted a critical desktop analysis of the Draft Inclusion Policy for Special Educational Needs (Ministry of Education Guyana, 2010), evaluating its effectiveness as a policy instrument for inclusive education and identifying the structural conditions that mediate the gap between policy intention and implementation practice. The study was motivated by the recognition that Guyana's inclusive education context combines normative commitment with significant structural incompleteness, and by the documented reality that, as the policy itself acknowledged, "a high proportion of children with Special Needs are not exposed to any form of education" (Ministry of Education Guyana, 2010, Foreword).</w:t>
-      </w:r>
-    </w:p>
-    <w:p>
-      <w:pPr>
-        <w:spacing w:after="200" w:line="360" w:lineRule="auto"/>
-        <w:ind w:firstLine="720"/>
-        <w:jc w:val="both"/>
-      </w:pPr>
-      <w:r>
-        <w:t>Chapter 1 established the study's background, problem statement, aims, objectives, four research questions, and four working propositions. Chapter 2 reviewed the medical, social, and biopsychosocial models of disability, articulated a three-part conceptual lens (policy design, institutional capacity, implementation outcomes), and examined empirical literature on teacher preparedness, policy implementation, and inclusive education in developing and Caribbean contexts, drawing on Guyana-specific research including Lashley (2023; 2024) and Cheong et al. (2019). The theoretical analysis integrated Matland's (1995) ambiguity-conflict model and Lipsky's (2010) street-level bureaucracy alongside established implementation theories. Chapter 3 justified the qualitative, desktop methodology and detailed the structured document analysis instrument.</w:t>
-      </w:r>
-    </w:p>
-    <w:p>
-      <w:pPr>
-        <w:spacing w:after="200" w:line="360" w:lineRule="auto"/>
-        <w:ind w:firstLine="720"/>
-        <w:jc w:val="both"/>
-      </w:pPr>
-      <w:r>
-        <w:t>Chapter 4 addressed each research question through close textual analysis of the primary documents. A structured comparison (Table 4.01) evaluated policy alignment with international benchmarks across seven dimensions. An implementation matrix (Table 4.02) mapped eight policy-specified institutional mechanisms against documentary evidence of their enactment. The analysis engaged with counter-evidence, including recent institutional developments in teacher preparation and SEND provision, and applied Lipsky's model to explain the bottom-up implementation pattern. The four working propositions were evaluated through iterative engagement with the evidence, yielding qualified refinements rather than categorical verdicts.</w:t>
+        <w:t>This dissertation conducted a critical desktop analysis of the Draft Inclusion Policy for Special Educational Needs (Ministry of Education Guyana, 2010), evaluating its effectiveness as a policy instrument for inclusive education and identifying the structural conditions that mediate the gap between policy intention and implementation practice. Motivated by the recognition that Guyana's inclusive education context combines normative commitment with significant structural incompleteness, and by the documented reality that, as the policy itself acknowledged, "a high proportion of children with Special Needs are not exposed to any form of education" (Ministry of Education Guyana, 2010, Foreword).</w:t>
+      </w:r>
+    </w:p>
+    <w:p>
+      <w:pPr>
+        <w:spacing w:after="200" w:line="360" w:lineRule="auto"/>
+        <w:ind w:firstLine="720"/>
+        <w:jc w:val="both"/>
+      </w:pPr>
+      <w:r>
+        <w:t>Chapter 1 established the study's background, problem statement, aims and objectives, together with four research questions and four working propositions. In Chapter 2, the medical, social, and biopsychosocial models of disability were reviewed, articulated a three-part conceptual lens (policy design, institutional capacity, implementation outcomes), and examined empirical literature on teacher preparedness and policy implementation, as well as inclusive education in developing and Caribbean contexts, drawing on Guyana-specific research including Lashley (2023; 2024) and Cheong et al. (2019). Theoretically, the analysis integrated Matland's (1995) ambiguity-conflict model and Lipsky's (2010) street-level bureaucracy alongside established implementation theories. Chapter 3 justified the qualitative, desktop methodology and detailed the structured document analysis instrument.</w:t>
+      </w:r>
+    </w:p>
+    <w:p>
+      <w:pPr>
+        <w:spacing w:after="200" w:line="360" w:lineRule="auto"/>
+        <w:ind w:firstLine="720"/>
+        <w:jc w:val="both"/>
+      </w:pPr>
+      <w:r>
+        <w:t>Each research question was addressed in Chapter 4 through close textual analysis of the primary documents. A structured comparison (Table 4.01) evaluated policy alignment with international benchmarks across seven dimensions. An implementation matrix (Table 4.02) mapped eight policy-specified institutional mechanisms against documentary evidence of their enactment. Counter-evidence was engaged with, including recent institutional developments in teacher preparation and SEND provision, and applied Lipsky's model to explain the bottom-up implementation pattern. Iterative engagement with the documentary evidence provided the basis for evaluating the four working propositions with the evidence, yielding qualified refinements rather than categorical verdicts.</w:t>
       </w:r>
     </w:p>
     <w:p>
@@ -6545,17 +6534,17 @@
         <w:jc w:val="both"/>
       </w:pPr>
       <w:r>
-        <w:t>The Draft Inclusion Policy is a document of genuine merit whose alignment with international standards must be assessed with historical specificity. Its rights-based language, its endorsement of the Salamanca Statement, and its detailed institutional provisions represent real achievements. The normative standard for evaluating inclusive education policy has, however, evolved significantly since the policy's drafting in 2010. Assessed against the Salamanca Statement (1994), alignment is substantial; assessed against General Comment No. 4 (2016) and the UNESCO Global Education Monitoring Report (2020), significant operational gaps emerge — most obviously the absence of reasonable accommodation and Universal Design for Learning. The degree of alignment is not a fixed judgement but depends on which normative benchmark is applied.</w:t>
-      </w:r>
-    </w:p>
-    <w:p>
-      <w:pPr>
-        <w:spacing w:after="200" w:line="360" w:lineRule="auto"/>
-        <w:ind w:firstLine="720"/>
-        <w:jc w:val="both"/>
-      </w:pPr>
-      <w:r>
-        <w:t>The policy's enduring status as an unadopted draft remains the most visible structural limitation, but the governance picture is more complex than this finding alone suggests. The Persons with Disabilities Act 2010 creates binding legal obligations for inclusive education, and the Education Bill 2014 specifies assessment procedures and institutional structures. Legislative mandates for inclusive education thus exist without the operational policy that would translate them into coordinated classroom practice. The constraint is not the absence of legal authority; it is the absence of the operational bridge between enacted legislation and implementation.</w:t>
+        <w:t>As a document of genuine merit, the Draft Inclusion Policy's alignment with international standards must be assessed with historical specificity. Its rights-based language, its endorsement of the Salamanca Statement, and its detailed institutional provisions represent real achievements. Normative standards for evaluating inclusive education policy have, however, evolved significantly since the policy's drafting in 2010. Assessed against the Salamanca Statement (1994), alignment is substantial; assessed against General Comment No. 4 (2016) and the UNESCO Global Education Monitoring Report (2020), significant operational gaps emerge, most obviously the absence of reasonable accommodation and Universal Design for Learning. How much alignment exists is not a fixed judgement but depends on which normative benchmark is applied.</w:t>
+      </w:r>
+    </w:p>
+    <w:p>
+      <w:pPr>
+        <w:spacing w:after="200" w:line="360" w:lineRule="auto"/>
+        <w:ind w:firstLine="720"/>
+        <w:jc w:val="both"/>
+      </w:pPr>
+      <w:r>
+        <w:t>Enduring as an unadopted draft, the policy's status remains the most visible structural limitation, but the governance picture is more complex than this finding alone suggests. Binding legal obligations for inclusive education are created by the Persons with Disabilities Act 2010 for inclusive education, and the Education Bill 2014 specifies assessment procedures and institutional structures. Legislative mandates for inclusive education thus exist without the operational policy that would translate them into coordinated classroom practice. What constrains implementation is not the absence of legal authority; it is the absence of the operational bridge between enacted legislation and implementation.</w:t>
       </w:r>
     </w:p>
     <w:p>
@@ -6575,27 +6564,27 @@
         <w:jc w:val="both"/>
       </w:pPr>
       <w:r>
-        <w:t>Fourth, the documented institutional progress — 51 SEND-qualified graduates, 30 dedicated SEND spaces, and the formal CPCE programme launch — exceeds what the policy’s draft status alone would predict (Department of Public Information Guyana, 2024; 2025). Lipsky’s (2010) framework explains this as a predictable consequence of absent centralised policy: frontline practitioners have become the de facto policymakers, producing localised gains that are real but uncoordinated.</w:t>
-      </w:r>
-    </w:p>
-    <w:p>
-      <w:pPr>
-        <w:spacing w:after="200" w:line="360" w:lineRule="auto"/>
-        <w:ind w:firstLine="720"/>
-        <w:jc w:val="both"/>
-      </w:pPr>
-      <w:r>
-        <w:t>The disconnect between the Education Strategic Plan 2021–2025 and the unresolved Draft Policy exemplifies what Matland (1995) terms experimental implementation: localised responses shaped by the dispositions of individual actors rather than centralised direction. Strategic ambition has outpaced the operational infrastructure needed to sustain it.</w:t>
-      </w:r>
-    </w:p>
-    <w:p>
-      <w:pPr>
-        <w:spacing w:after="200" w:line="360" w:lineRule="auto"/>
-        <w:ind w:firstLine="720"/>
-        <w:jc w:val="both"/>
-      </w:pPr>
-      <w:r>
-        <w:t>Inclusive education in Guyana requires coordinated institutional reform that builds upon the existing bottom-up momentum rather than treating the system as starting from zero. The conceptual foundations for a rights-based inclusive system are present. The challenge is their consolidation within a governance structure that is authoritative, specific, coherent, and responsive to the full diversity of learner needs.</w:t>
+        <w:t>Fourth, the documented institutional progress (51 SEND-qualified graduates and 30 dedicated SEND spaces, together with the formal CPCE programme launch) exceeds what the policy’s draft status alone would predict (Department of Public Information Guyana, 2024; 2025). Lipsky’s (2010) framework explains this as a predictable consequence of absent centralised policy: frontline practitioners have become the de facto policymakers, producing localised gains that are real but uncoordinated.</w:t>
+      </w:r>
+    </w:p>
+    <w:p>
+      <w:pPr>
+        <w:spacing w:after="200" w:line="360" w:lineRule="auto"/>
+        <w:ind w:firstLine="720"/>
+        <w:jc w:val="both"/>
+      </w:pPr>
+      <w:r>
+        <w:t>Between the Education Strategic Plan 2021–2025 and the unresolved Draft Policy exemplifies what Matland (1995) terms experimental implementation: localised responses shaped by the dispositions of individual actors rather than centralised direction. Strategic ambition has outpaced the operational infrastructure needed to sustain it.</w:t>
+      </w:r>
+    </w:p>
+    <w:p>
+      <w:pPr>
+        <w:spacing w:after="200" w:line="360" w:lineRule="auto"/>
+        <w:ind w:firstLine="720"/>
+        <w:jc w:val="both"/>
+      </w:pPr>
+      <w:r>
+        <w:t>Inclusive education in Guyana requires coordinated institutional reform that builds upon the existing bottom-up momentum rather than treating the system as starting from zero. Conceptual foundations for a rights-based inclusive system are present. The challenge is their consolidation within a governance structure that is authoritative, specific, coherent, and responsive to the full diversity of learner needs.</w:t>
       </w:r>
     </w:p>
     <w:p>
@@ -6616,7 +6605,7 @@
         <w:jc w:val="both"/>
       </w:pPr>
       <w:r>
-        <w:t>Five recommendations flow directly from the findings and conclusions above. They are organised in order of dependency: Recommendation 1 is the foundational reform upon which all subsequent recommendations depend, since the institutional authority conferred by formal policy adoption is the precondition for binding accountability, coordinated resource allocation, and systemic monitoring. Recommendations 2 through 5 cannot be fully effective without it, and their sequencing reflects this logic.</w:t>
+        <w:t>Five recommendations flow directly from the findings and conclusions above. They are organised in order of dependency: Recommendation 1 is the foundational reform upon which all subsequent recommendations depend, since the institutional authority conferred by formal policy adoption is the precondition for binding accountability and coordinated resource allocation, alongside systemic monitoring. Recommendations 2 through 5 cannot be fully effective without it, and their sequencing reflects this logic.</w:t>
       </w:r>
     </w:p>
     <w:p>
@@ -6630,7 +6619,7 @@
           <w:b/>
           <w:bCs/>
         </w:rPr>
-        <w:t>Recommendation 1: Formal Adoption and Substantive Revision of the Draft Inclusion Policy. The Ministry of Education should prioritise formal adoption, preceded by substantive revision through broad stakeholder consultation involving educators, disability advocates, parents, and learners. The document has remained a draft since 2010 and missed its projected formalisation target of 2021; further delay would be difficult to defend in light of the documentary record. The revision should update the policy to reflect contemporary normative standards, including the requirements of General Comment No. 4 — particularly reasonable accommodation and Universal Design for Learning — and should incorporate the lessons of fifteen years of informal, practitioner-driven implementation. Formal adoption provides the institutional authority without which the policy's accountability provisions cannot function as binding obligations (Pressman and Wildavsky, 1973).</w:t>
+        <w:t>Recommendation 1: Formal Adoption and Substantive Revision of the Draft Inclusion Policy. Formal adoption should be prioritised by the Ministry of Education, preceded by substantive revision through broad stakeholder consultation involving educators, disability advocates and parents, as well as learners. Having remained a draft since 2010 and missed its projected formalisation target of 2021, further delay would be difficult to defend in light of the documentary record. Any revision should update the policy to reflect contemporary normative standards, including the requirements of General Comment No. 4, particularly reasonable accommodation and Universal Design for Learning, and should incorporate the lessons of fifteen years of informal, practitioner-driven implementation. Formal adoption provides the institutional authority without which the policy's accountability provisions cannot function as binding obligations (Pressman and Wildavsky, 1973).</w:t>
       </w:r>
       <w:r/>
     </w:p>
@@ -6645,7 +6634,7 @@
           <w:b/>
           <w:bCs/>
         </w:rPr>
-        <w:t>Recommendation 2: Development of Disability-Specific Implementation Guidance. Contingent on formal adoption, the Ministry of Education, in consultation with the SEN Unit and disability sector specialists, should develop disability-specific implementation guidance providing operational direction for learners with sensory impairments, physical disabilities, intellectual disabilities, autism spectrum disorder, learning difficulties, and emotional and behavioural challenges (Mitchell, 2015). This guidance should specify pedagogical strategies, environmental adaptations, communication supports, and assistive technologies, complementing the IEP process already envisaged by the policy (Ministry of Education Guyana, 2010, p. 24). It should address the gap Norwich (2016) identifies between broad social model commitments and the biopsychosocial standard of differentiated, condition-responsive provision.</w:t>
+        <w:t>Second, disability-specific implementation guidance should be developed. Contingent on formal adoption, the Ministry of Education, in consultation with the SEN Unit and disability sector specialists, should develop disability-specific implementation guidance providing operational direction for learners with sensory impairments, physical disabilities, intellectual disabilities, autism spectrum disorder and learning difficulties, as well as emotional and behavioural challenges (Mitchell, 2015). Such guidance should specify pedagogical strategies, environmental adaptations and communication supports, together with assistive technologies, complementing the IEP process already envisaged by the policy (Ministry of Education Guyana, 2010, p. 24). It should address the gap Norwich (2016) identifies between broad social model commitments and the biopsychosocial standard of differentiated, condition-responsive provision.</w:t>
       </w:r>
       <w:r/>
     </w:p>
@@ -6660,7 +6649,7 @@
           <w:b/>
           <w:bCs/>
         </w:rPr>
-        <w:t>Recommendation 3: Strengthening Professional Development with Defined Competency Standards. The CPCE SEND programme and the trained graduates already in classrooms represent a foundation upon which formal policy should build. Future professional development should define content standards, competency thresholds, and assessment mechanisms so that training quality can be measured rather than assumed. The programme should extend beyond initial preparation to provide structured in-service learning addressing both technical competencies and attitudinal dimensions of inclusive practice (Florian and Black-Hawkins, 2011). Practitioners in rural and hinterland regions deserve particular attention; Cheong et al. (2019) and Ajodhia-Andrews and Frankel (2010) document the most significant access barriers in precisely these areas.</w:t>
+        <w:t>Third, professional development should be strengthened through defined competency standards. Already in classrooms, the CPCE SEND programme graduates represent a foundation upon which formal policy should build. Future professional development should define content standards and competency thresholds, along with assessment mechanisms, so that training quality can be measured rather than assumed. Beyond initial preparation, the programme should provide structured in-service learning addressing both technical competencies and attitudinal dimensions of inclusive practice (Florian and Black-Hawkins, 2011). Practitioners in rural and hinterland regions deserve particular attention; Cheong et al. (2019) and Ajodhia-Andrews and Frankel (2010) document the most significant access barriers in precisely these areas.</w:t>
       </w:r>
       <w:r/>
     </w:p>
@@ -6675,7 +6664,7 @@
           <w:b/>
           <w:bCs/>
         </w:rPr>
-        <w:t>Recommendation 4: Establishment of a Monitoring, Accountability, and Data Infrastructure. The policy's envisaged six-monthly review requirement and annual parliamentary reporting obligation (Ministry of Education Guyana, 2010, p. 20) should be given effect through a monitoring system informed by Abdul-Hamid's (2014) EMIS principles. This requires a functioning Education Management Information System capable of collecting, analysing, and reporting disability-disaggregated data on learner enrolment, participation, and outcomes across all school types and regions. The system should specify clear indicators of access, pedagogical quality, and learner progress, with accountability structures at central, regional, and school levels. The disability prevalence figure of 6.4% reported in the 2002 census is widely regarded as a significant undercount; the World Bank (2023) reports that disability prevalence across the Anglophone Caribbean is approximately 15 per cent, consistent with the WHO global estimate. Reliable data infrastructure is a prerequisite for evidence-informed policy development and resource allocation; without it, the policy-practice gap cannot be reliably measured, attributed, or corrected.</w:t>
+        <w:t>Fourth, a monitoring and accountability infrastructure, supported by adequate data systems, should be established. The policy's envisaged six-monthly review requirement and annual parliamentary reporting obligation (Ministry of Education Guyana, 2010, p. 20) should be given effect through a monitoring system informed by Abdul-Hamid's (2014) EMIS principles. This requires a functioning Education Management Information System capable of collecting and analysing disability-disaggregated data, then reporting it on learner enrolment and participation, as well as outcomes, across all school types and regions. Clear indicators of access and pedagogical quality, together with measures of learner progress, with accountability structures at central and regional levels, extending to schools. Reported in the 2002 census, the disability prevalence figure of 6.4% is widely regarded as a significant undercount; the World Bank (2023) reports that disability prevalence across the Anglophone Caribbean is approximately 15 per cent, consistent with the WHO global estimate. Reliable data infrastructure is a prerequisite for evidence-informed policy development and resource allocation; without it, the policy-practice gap cannot be reliably measured or attributed, let alone corrected.</w:t>
       </w:r>
       <w:r/>
     </w:p>
@@ -6690,7 +6679,7 @@
           <w:b/>
           <w:bCs/>
         </w:rPr>
-        <w:t>Recommendation 5: Formalisation of Multi-Sector Collaboration. The policy's vision of a multi-sector working group (Ministry of Education Guyana, 2010, p. 22) should be given effect through a formally constituted inter-agency coordination body, chaired by the Ministry of Education and including representation from the Ministry of Social Protection, the National Commission on Disability, the GCOPD, the CPCE, and the University of Guyana. This body should have a defined mandate, a recurrent budget allocation, and a requirement to report annually to the Minister of Education on inter-sectoral coordination for inclusive education. Partnerships with civil society organisations should be resourced and integrated into the implementation structure; the advocacy, community engagement, and family support functions they provide cannot be sustained by government agencies alone.</w:t>
+        <w:t>Recommendation 5: Formalisation of Multi-Sector Collaboration. The policy's vision of a multi-sector working group (Ministry of Education Guyana, 2010, p. 22) should be given effect through a formally constituted inter-agency coordination body, chaired by the Ministry of Education and including representation from the Ministry of Social Protection, the National Commission on Disability, the GCOPD, the CPCE, and the University of Guyana. This body should have a defined mandate and a recurrent budget allocation, with a requirement to report annually to the Minister of Education on inter-sectoral coordination for inclusive education. Partnerships with civil society organisations should be resourced and integrated into the implementation structure; the advocacy and community engagement, as well as family support, functions they provide cannot be sustained by government agencies alone.</w:t>
       </w:r>
       <w:r/>
     </w:p>
@@ -6785,27 +6774,27 @@
         <w:jc w:val="both"/>
       </w:pPr>
       <w:r>
-        <w:t>Guyana has articulated a rights-based commitment to inclusive education, developed institutional mechanisms that give partial effect to that commitment, and shown through recent developments in teacher preparation and dedicated provision that the system possesses the capacity for progress. These are not trivial achievements. The study's most important contribution may be the finding that the system is better characterised as in uncoordinated transition than in stasis.</w:t>
-      </w:r>
-    </w:p>
-    <w:p>
-      <w:pPr>
-        <w:spacing w:after="200" w:line="360" w:lineRule="auto"/>
-        <w:ind w:firstLine="720"/>
-        <w:jc w:val="both"/>
-      </w:pPr>
-      <w:r>
-        <w:t>At the same time, the structural limitations identified in Chapter 4 are consequential. The unadopted policy, the governance incoherence between enacted legislation and absent operational guidance, the distance between social model language and medical model practice, and the absence of monitoring systems together constitute a pattern in which progress depends on the initiative of individual practitioners rather than the coordinated effort of institutions. Lipsky's (2010) analysis suggests this is not merely a deficiency to be corrected but a structural feature of implementation in the absence of policy authority. It is also unsustainable: practitioner-driven progress without institutional coordination will reach limits that only formalised, resourced, and monitored policy can overcome.</w:t>
-      </w:r>
-    </w:p>
-    <w:p>
-      <w:pPr>
-        <w:spacing w:after="200" w:line="360" w:lineRule="auto"/>
-        <w:ind w:firstLine="720"/>
-        <w:jc w:val="both"/>
-      </w:pPr>
-      <w:r>
-        <w:t>The measure of an inclusive education system is not whether it articulates the right values but whether it creates the institutional conditions that make meaningful participation ordinary for learners who need support (Ainscow, 2020). For Guyana, the conceptual foundations for such a system are present, and the practitioner-driven momentum documented in this study shows that the capacity for progress exists. What is missing is the institutional structure that would convert that momentum into coordinated, sustainable, and accountable reform. Formal adoption of the Draft Inclusion Policy is the necessary first step — not because a policy document alone changes practice, but because it provides the legal authority, the coordination mandate, and the accountability system without which the other reforms this study recommends cannot take hold. Until that step is taken, inclusive education in Guyana will remain dependent on the initiative of individuals rather than the commitment of institutions.</w:t>
+        <w:t>Guyana has articulated a rights-based commitment to inclusive education, developed institutional mechanisms that give partial effect to that commitment. Recent developments in teacher preparation and dedicated provision that the system possesses the capacity for progress. These are not trivial achievements. Perhaps the study's most important contribution is the finding that the system is better characterised as in uncoordinated transition than in stasis.</w:t>
+      </w:r>
+    </w:p>
+    <w:p>
+      <w:pPr>
+        <w:spacing w:after="200" w:line="360" w:lineRule="auto"/>
+        <w:ind w:firstLine="720"/>
+        <w:jc w:val="both"/>
+      </w:pPr>
+      <w:r>
+        <w:t>At the same time, the structural limitations identified in Chapter 4 are consequential. Structural barriers remain: the unadopted policy, the governance incoherence between enacted legislation and absent operational guidance, the distance between social model language and medical model practice, and the absence of monitoring systems together constitute a pattern in which progress depends on the initiative of individual practitioners rather than the coordinated effort of institutions. Lipsky's (2010) analysis suggests this is not merely a deficiency to be corrected but a structural feature of implementation in the absence of policy authority. It is also unsustainable: practitioner-driven progress without institutional coordination will reach limits that only formalised and adequately resourced policy can overcome.</w:t>
+      </w:r>
+    </w:p>
+    <w:p>
+      <w:pPr>
+        <w:spacing w:after="200" w:line="360" w:lineRule="auto"/>
+        <w:ind w:firstLine="720"/>
+        <w:jc w:val="both"/>
+      </w:pPr>
+      <w:r>
+        <w:t>The measure of an inclusive education system is not whether it articulates the right values but whether it creates the institutional conditions that make meaningful participation ordinary for learners who need support (Ainscow, 2020). For Guyana, the conceptual foundations for such a system are present, and the practitioner-driven momentum documented in this study shows that the capacity for progress exists. What is missing is the institutional structure that would convert that momentum into coordinated and accountable reform. Formal adoption of the Draft Inclusion Policy is the necessary first step. This is not because a policy document alone changes practice, but because it provides the legal authority and the coordination mandate, together with the accountability system, without which the other reforms this study recommends cannot take hold. Until that step is taken, inclusive education in Guyana will remain dependent on the initiative of individuals rather than the commitment of institutions.</w:t>
       </w:r>
     </w:p>
     <w:p>
